--- a/docs/example.docx
+++ b/docs/example.docx
@@ -4840,7 +4840,6 @@
                 <w:szCs w:val="24"/>
               </w:rPr>
             </w:pPr>
-            <w:bookmarkStart w:id="0" w:name="_GoBack" w:colFirst="1" w:colLast="1"/>
             <w:r>
               <w:rPr>
                 <w:sz w:val="24"/>
@@ -4967,7 +4966,6 @@
           </w:p>
         </w:tc>
       </w:tr>
-      <w:bookmarkEnd w:id="0"/>
       <w:tr>
         <w:trPr>
           <w:trHeight w:hRule="exact" w:val="585"/>
@@ -5294,43 +5292,80 @@
           <w:szCs w:val="24"/>
           <w:lang w:val="ru-RU"/>
         </w:rPr>
-        <w:t xml:space="preserve">Мартин Клеппман Проектирование высоконагруженных приложений. - СПб.: 2018 </w:t>
-      </w:r>
-    </w:p>
-    <w:p>
-      <w:pPr>
-        <w:pStyle w:val="affd"/>
-        <w:numPr>
-          <w:ilvl w:val="0"/>
-          <w:numId w:val="32"/>
-        </w:numPr>
-        <w:spacing w:line="276" w:lineRule="auto"/>
-        <w:ind w:right="-143"/>
-        <w:rPr>
-          <w:b/>
+        <w:t>Томас Кормен</w:t>
+      </w:r>
+      <w:r>
+        <w:rPr>
           <w:sz w:val="24"/>
           <w:szCs w:val="24"/>
-        </w:rPr>
-      </w:pPr>
+          <w:lang w:val="ru-RU"/>
+        </w:rPr>
+        <w:t xml:space="preserve">, </w:t>
+      </w:r>
       <w:r>
         <w:rPr>
           <w:sz w:val="24"/>
           <w:szCs w:val="24"/>
-        </w:rPr>
-        <w:t xml:space="preserve">Clean Architecture // by Robert C. Martin URL: </w:t>
-      </w:r>
-      <w:hyperlink r:id="rId9" w:history="1">
-        <w:r>
-          <w:rPr>
-            <w:rStyle w:val="af2"/>
-            <w:rFonts w:ascii="Times New Roman" w:hAnsi="Times New Roman"/>
-            <w:color w:val="auto"/>
-            <w:szCs w:val="24"/>
-            <w:lang w:val="en-US"/>
-          </w:rPr>
-          <w:t>https://blog.cleancoder.com/uncle-bob/2011/11/22/Clean-Architecture.html</w:t>
-        </w:r>
-      </w:hyperlink>
+          <w:lang w:val="ru-RU"/>
+        </w:rPr>
+        <w:t>Чарльз Лейзерсон</w:t>
+      </w:r>
+      <w:r>
+        <w:rPr>
+          <w:sz w:val="24"/>
+          <w:szCs w:val="24"/>
+          <w:lang w:val="ru-RU"/>
+        </w:rPr>
+        <w:t xml:space="preserve">, </w:t>
+      </w:r>
+      <w:r>
+        <w:rPr>
+          <w:sz w:val="24"/>
+          <w:szCs w:val="24"/>
+          <w:lang w:val="ru-RU"/>
+        </w:rPr>
+        <w:t>Рональд Ривест</w:t>
+      </w:r>
+      <w:r>
+        <w:rPr>
+          <w:sz w:val="24"/>
+          <w:szCs w:val="24"/>
+          <w:lang w:val="ru-RU"/>
+        </w:rPr>
+        <w:t xml:space="preserve">, </w:t>
+      </w:r>
+      <w:r>
+        <w:rPr>
+          <w:sz w:val="24"/>
+          <w:szCs w:val="24"/>
+          <w:lang w:val="ru-RU"/>
+        </w:rPr>
+        <w:t>Клиффорд Штайн</w:t>
+      </w:r>
+      <w:r>
+        <w:rPr>
+          <w:sz w:val="24"/>
+          <w:szCs w:val="24"/>
+          <w:lang w:val="ru-RU"/>
+        </w:rPr>
+        <w:t xml:space="preserve"> – алгоритмы</w:t>
+      </w:r>
+      <w:r>
+        <w:rPr>
+          <w:sz w:val="24"/>
+          <w:szCs w:val="24"/>
+          <w:lang w:val="ru-RU"/>
+        </w:rPr>
+        <w:t xml:space="preserve">, </w:t>
+      </w:r>
+      <w:r>
+        <w:rPr>
+          <w:sz w:val="24"/>
+          <w:szCs w:val="24"/>
+          <w:lang w:val="ru-RU"/>
+        </w:rPr>
+        <w:t xml:space="preserve">построение и анализ </w:t>
+      </w:r>
     </w:p>
     <w:p>
       <w:pPr>
@@ -5354,7 +5389,7 @@
           <w:szCs w:val="24"/>
           <w:lang w:val="ru-RU"/>
         </w:rPr>
-        <w:t>Митра Ронни, Надареишвили Иракли Микросервисы. От архитектуры до релиза. - СПб.: 2023</w:t>
+        <w:t>Эрих Гамма</w:t>
       </w:r>
       <w:r>
         <w:rPr>
@@ -5362,7 +5397,7 @@
           <w:szCs w:val="24"/>
           <w:lang w:val="ru-RU"/>
         </w:rPr>
-        <w:tab/>
+        <w:t xml:space="preserve">, </w:t>
       </w:r>
       <w:r>
         <w:rPr>
@@ -5370,7 +5405,7 @@
           <w:szCs w:val="24"/>
           <w:lang w:val="ru-RU"/>
         </w:rPr>
-        <w:tab/>
+        <w:t>Ричард Хелм</w:t>
       </w:r>
       <w:r>
         <w:rPr>
@@ -5378,7 +5413,7 @@
           <w:szCs w:val="24"/>
           <w:lang w:val="ru-RU"/>
         </w:rPr>
-        <w:tab/>
+        <w:t xml:space="preserve">, </w:t>
       </w:r>
       <w:r>
         <w:rPr>
@@ -5386,7 +5421,7 @@
           <w:szCs w:val="24"/>
           <w:lang w:val="ru-RU"/>
         </w:rPr>
-        <w:tab/>
+        <w:t>Ральф Джонсон</w:t>
       </w:r>
       <w:r>
         <w:rPr>
@@ -5394,7 +5429,7 @@
           <w:szCs w:val="24"/>
           <w:lang w:val="ru-RU"/>
         </w:rPr>
-        <w:tab/>
+        <w:t xml:space="preserve">, </w:t>
       </w:r>
       <w:r>
         <w:rPr>
@@ -5402,23 +5437,32 @@
           <w:szCs w:val="24"/>
           <w:lang w:val="ru-RU"/>
         </w:rPr>
-        <w:tab/>
-      </w:r>
-      <w:r>
-        <w:rPr>
+        <w:t>Джон Влиссидес - Банда четырех</w:t>
+      </w:r>
+    </w:p>
+    <w:p>
+      <w:pPr>
+        <w:pStyle w:val="affd"/>
+        <w:numPr>
+          <w:ilvl w:val="0"/>
+          <w:numId w:val="32"/>
+        </w:numPr>
+        <w:spacing w:line="276" w:lineRule="auto"/>
+        <w:ind w:right="-143"/>
+        <w:rPr>
+          <w:b/>
           <w:sz w:val="24"/>
           <w:szCs w:val="24"/>
           <w:lang w:val="ru-RU"/>
         </w:rPr>
-        <w:tab/>
-      </w:r>
+      </w:pPr>
       <w:r>
         <w:rPr>
           <w:sz w:val="24"/>
           <w:szCs w:val="24"/>
           <w:lang w:val="ru-RU"/>
         </w:rPr>
-        <w:tab/>
+        <w:t>Таненбаум Э.</w:t>
       </w:r>
       <w:r>
         <w:rPr>
@@ -5426,7 +5470,7 @@
           <w:szCs w:val="24"/>
           <w:lang w:val="ru-RU"/>
         </w:rPr>
-        <w:tab/>
+        <w:t xml:space="preserve">, </w:t>
       </w:r>
       <w:r>
         <w:rPr>
@@ -5434,7 +5478,7 @@
           <w:szCs w:val="24"/>
           <w:lang w:val="ru-RU"/>
         </w:rPr>
-        <w:tab/>
+        <w:t xml:space="preserve">Бос Х. - Современные операционные системы </w:t>
       </w:r>
       <w:r>
         <w:rPr>
@@ -5460,6 +5504,86 @@
         </w:rPr>
         <w:tab/>
       </w:r>
+      <w:r>
+        <w:rPr>
+          <w:sz w:val="24"/>
+          <w:szCs w:val="24"/>
+          <w:lang w:val="ru-RU"/>
+        </w:rPr>
+        <w:tab/>
+      </w:r>
+      <w:r>
+        <w:rPr>
+          <w:sz w:val="24"/>
+          <w:szCs w:val="24"/>
+          <w:lang w:val="ru-RU"/>
+        </w:rPr>
+        <w:tab/>
+      </w:r>
+      <w:r>
+        <w:rPr>
+          <w:sz w:val="24"/>
+          <w:szCs w:val="24"/>
+          <w:lang w:val="ru-RU"/>
+        </w:rPr>
+        <w:tab/>
+      </w:r>
+      <w:r>
+        <w:rPr>
+          <w:sz w:val="24"/>
+          <w:szCs w:val="24"/>
+          <w:lang w:val="ru-RU"/>
+        </w:rPr>
+        <w:tab/>
+      </w:r>
+      <w:r>
+        <w:rPr>
+          <w:sz w:val="24"/>
+          <w:szCs w:val="24"/>
+          <w:lang w:val="ru-RU"/>
+        </w:rPr>
+        <w:tab/>
+      </w:r>
+      <w:r>
+        <w:rPr>
+          <w:sz w:val="24"/>
+          <w:szCs w:val="24"/>
+          <w:lang w:val="ru-RU"/>
+        </w:rPr>
+        <w:tab/>
+      </w:r>
+      <w:r>
+        <w:rPr>
+          <w:sz w:val="24"/>
+          <w:szCs w:val="24"/>
+          <w:lang w:val="ru-RU"/>
+        </w:rPr>
+        <w:tab/>
+      </w:r>
+      <w:r>
+        <w:rPr>
+          <w:sz w:val="24"/>
+          <w:szCs w:val="24"/>
+          <w:lang w:val="ru-RU"/>
+        </w:rPr>
+        <w:tab/>
+      </w:r>
+      <w:r>
+        <w:rPr>
+          <w:sz w:val="24"/>
+          <w:szCs w:val="24"/>
+          <w:lang w:val="ru-RU"/>
+        </w:rPr>
+        <w:tab/>
+      </w:r>
+      <w:r>
+        <w:rPr>
+          <w:sz w:val="24"/>
+          <w:szCs w:val="24"/>
+          <w:lang w:val="ru-RU"/>
+        </w:rPr>
+        <w:tab/>
+      </w:r>
     </w:p>
     <w:p>
       <w:pPr>
@@ -5493,7 +5617,15 @@
           <w:u w:val="single"/>
         </w:rPr>
         <w:tab/>
-        <w:t>10.02.2025</w:t>
+        <w:t>10.10</w:t>
+      </w:r>
+      <w:r>
+        <w:rPr>
+          <w:sz w:val="24"/>
+          <w:szCs w:val="24"/>
+          <w:u w:val="single"/>
+        </w:rPr>
+        <w:t>.2025</w:t>
       </w:r>
       <w:r>
         <w:rPr>
@@ -5602,6 +5734,7 @@
           <w:u w:val="single"/>
         </w:rPr>
         <w:tab/>
+        <w:t xml:space="preserve">   </w:t>
       </w:r>
       <w:r>
         <w:rPr>
@@ -5610,15 +5743,7 @@
           <w:u w:val="single"/>
         </w:rPr>
         <w:tab/>
-      </w:r>
-      <w:r>
-        <w:rPr>
-          <w:sz w:val="24"/>
-          <w:szCs w:val="24"/>
-          <w:u w:val="single"/>
-        </w:rPr>
-        <w:tab/>
-        <w:t>Лукин В.Н.</w:t>
+        <w:t xml:space="preserve">       Кузнецова С.В.</w:t>
       </w:r>
       <w:r>
         <w:rPr>
@@ -5662,8 +5787,7 @@
         </w:tabs>
         <w:ind w:left="3540" w:right="-143" w:hanging="3540"/>
         <w:rPr>
-          <w:sz w:val="24"/>
-          <w:szCs w:val="24"/>
+          <w:szCs w:val="26"/>
         </w:rPr>
       </w:pPr>
       <w:r>
@@ -5697,54 +5821,12 @@
           <w:u w:val="single"/>
         </w:rPr>
         <w:tab/>
-        <w:t>Чапкин В. В.</w:t>
-      </w:r>
-      <w:r>
-        <w:rPr>
-          <w:sz w:val="24"/>
-          <w:szCs w:val="24"/>
-          <w:u w:val="single"/>
-        </w:rPr>
-        <w:tab/>
-      </w:r>
-    </w:p>
-    <w:p>
-      <w:pPr>
-        <w:tabs>
-          <w:tab w:val="left" w:pos="6804"/>
-        </w:tabs>
-        <w:ind w:right="-143"/>
-        <w:rPr>
-          <w:sz w:val="18"/>
-        </w:rPr>
-      </w:pPr>
-      <w:r>
-        <w:rPr>
-          <w:sz w:val="16"/>
-        </w:rPr>
-        <w:tab/>
-        <w:t>(подпись)</w:t>
-      </w:r>
-    </w:p>
-    <w:p>
-      <w:pPr>
-        <w:rPr>
-          <w:sz w:val="20"/>
-        </w:rPr>
-      </w:pPr>
-    </w:p>
-    <w:p>
-      <w:pPr>
-        <w:pStyle w:val="af7"/>
+        <w:t>Пирязев М.А.</w:t>
+      </w:r>
+      <w:r>
         <w:rPr>
           <w:szCs w:val="26"/>
         </w:rPr>
-      </w:pPr>
-      <w:r>
-        <w:rPr>
-          <w:szCs w:val="26"/>
-        </w:rPr>
-        <w:lastRenderedPageBreak/>
         <w:br w:type="page"/>
       </w:r>
     </w:p>
@@ -5752,7 +5834,7 @@
       <w:pPr>
         <w:pStyle w:val="UnnumberedHeading1NoTOC"/>
       </w:pPr>
-      <w:bookmarkStart w:id="1" w:name="реферат"/>
+      <w:bookmarkStart w:id="0" w:name="реферат"/>
       <w:r>
         <w:rPr>
           <w:rStyle w:val="UnnumberedHeadingOneNoTOC"/>
@@ -5766,7 +5848,13 @@
         <w:pStyle w:val="a1"/>
       </w:pPr>
       <w:r>
-        <w:t>Выпускная квалификационная работа состоит из 70 страниц, 12 рисунков, 8 таблиц, 21 источника и 2 приложений.</w:t>
+        <w:t xml:space="preserve">Выпускная квалификационная работа состоит из </w:t>
+      </w:r>
+      <w:r>
+        <w:rPr>
+          <w:highlight w:val="yellow"/>
+        </w:rPr>
+        <w:t>70 страниц, 12 рисунков, 8 таблиц, 21 источника и 2 приложений.</w:t>
       </w:r>
     </w:p>
     <w:p>
@@ -5774,7 +5862,37 @@
         <w:pStyle w:val="GostKeywords"/>
       </w:pPr>
       <w:r>
-        <w:t>миграции, реляционные базы данных, микросервисная архитектура, чистая архитектура, REST API, gRPC, PostgreSQL, контейнеризация, автоматизация, документация</w:t>
+        <w:t>ПОТОКОВАЯ ОБРАБОТКА</w:t>
+      </w:r>
+      <w:r>
+        <w:t xml:space="preserve">, </w:t>
+      </w:r>
+      <w:r>
+        <w:t>БА</w:t>
+      </w:r>
+      <w:r>
+        <w:t>зы данных, ми</w:t>
+      </w:r>
+      <w:r>
+        <w:t>кросервисная архитектура, СТРИМИНГ, ОТКАЗОУСТОЙЧИВОСТЬ, gRPC, PostgreSQL, ЧИСТАЯ АРХИТЕКТУРА</w:t>
+      </w:r>
+      <w:r>
+        <w:t xml:space="preserve">, </w:t>
+      </w:r>
+      <w:r>
+        <w:t>ГАРАНТИИ ДОСТАВКИ</w:t>
+      </w:r>
+      <w:r>
+        <w:t xml:space="preserve">, </w:t>
+      </w:r>
+      <w:r>
+        <w:t>НАБЛЮДАЕМОСТЬ</w:t>
+      </w:r>
+      <w:r>
+        <w:t xml:space="preserve">, </w:t>
+      </w:r>
+      <w:r>
+        <w:t>БРОКЕРЫ СООБЩЕНИЙ</w:t>
       </w:r>
     </w:p>
     <w:p>
@@ -5782,7 +5900,16 @@
         <w:pStyle w:val="a1"/>
       </w:pPr>
       <w:r>
-        <w:t>Объект исследования — процесс управления миграциями в реляционных базах данных.</w:t>
+        <w:t>Объект исследования —</w:t>
+      </w:r>
+      <w:r>
+        <w:t>является процесс обработки финансовых транзакций в банковской информационной инфраструктуре, рассматриваемый как непрерывный поток событий, по</w:t>
+      </w:r>
+      <w:r>
+        <w:t>ступающих из различных каналов.</w:t>
+      </w:r>
+      <w:r>
+        <w:t xml:space="preserve"> </w:t>
       </w:r>
     </w:p>
     <w:p>
@@ -5790,7 +5917,10 @@
         <w:pStyle w:val="a1"/>
       </w:pPr>
       <w:r>
-        <w:t>Предмет исследования — серверная компонента приложения, реализующая управление миграциями и обеспечивающая их мониторинг, автоматизацию и интеграцию.</w:t>
+        <w:t>Предмет исследования —</w:t>
+      </w:r>
+      <w:r>
+        <w:t>методы и программные средства мониторинга потоковой обработки транзакций в режиме, близком к реальному времени, включая сбор и анализ потоковых событий.</w:t>
       </w:r>
     </w:p>
     <w:p>
@@ -5798,7 +5928,19 @@
         <w:pStyle w:val="a1"/>
       </w:pPr>
       <w:r>
-        <w:t>Цель работы — разработка серверного приложения для управления миграциями в реляционных базах данных с использованием микросервисной архитектуры, принципов чистой архитектуры и современных технологий, обеспечивающих автоматизацию, мониторинг и удобство интеграции.</w:t>
+        <w:t>Цель работы —</w:t>
+      </w:r>
+      <w:r>
+        <w:t xml:space="preserve"> </w:t>
+      </w:r>
+      <w:r>
+        <w:t xml:space="preserve">разработка программного модуля, обеспечивающего мониторинг потоковой обработки финансовых транзакций банка и предоставляющего инструменты для оперативного </w:t>
+      </w:r>
+      <w:r>
+        <w:t>выявления отклонений в обработке</w:t>
+      </w:r>
+      <w:r>
+        <w:t>.</w:t>
       </w:r>
     </w:p>
     <w:p>
@@ -5806,15 +5948,76 @@
         <w:pStyle w:val="a1"/>
       </w:pPr>
       <w:r>
-        <w:t>Для достижения цели проанализированы инструменты Migrate и Goose, выявлены их ограничения, сформулированы требования к системе. Спроектирована и разработана серверная компонента на основе микросервисной и чистой архитектуры.</w:t>
+        <w:t>Основной результат работы –</w:t>
+      </w:r>
+      <w:r>
+        <w:t xml:space="preserve"> система мониторинга, реализующая</w:t>
+      </w:r>
+      <w:r>
+        <w:t xml:space="preserve"> приём и обработку потока транзакционных событий, вычисление ключевых показателей и формирование событий мониторинга основе заданных правил</w:t>
+      </w:r>
+      <w:r>
+        <w:t xml:space="preserve"> и параметров</w:t>
+      </w:r>
+      <w:r>
+        <w:t>. Дополнительно результат включает спецификацию требований к модулю, описание архитектурного решения, а та</w:t>
+      </w:r>
+      <w:r>
+        <w:t>кже набор средств наблюдаемости</w:t>
+      </w:r>
+      <w:r>
+        <w:t>.</w:t>
       </w:r>
     </w:p>
     <w:p>
       <w:pPr>
         <w:pStyle w:val="a1"/>
-      </w:pPr>
-      <w:r>
-        <w:t>Основной результат работы – микросервисная система для управления миграциями в PostgreSQL через REST API и gRPC, с поддержкой аутентификации, авторизации, логирования и автоматической генерации документации, развернутая в контейнерах.</w:t>
+        <w:rPr>
+          <w:rFonts w:ascii="Georgia" w:hAnsi="Georgia"/>
+          <w:spacing w:val="2"/>
+        </w:rPr>
+      </w:pPr>
+      <w:r>
+        <w:rPr>
+          <w:rFonts w:ascii="Georgia" w:hAnsi="Georgia"/>
+          <w:spacing w:val="2"/>
+        </w:rPr>
+        <w:t>Результаты разработки ориентированы на испо</w:t>
+      </w:r>
+      <w:r>
+        <w:rPr>
+          <w:rFonts w:ascii="Georgia" w:hAnsi="Georgia"/>
+          <w:spacing w:val="2"/>
+        </w:rPr>
+        <w:t xml:space="preserve">льзование в банковских и финансово-технических проектах. </w:t>
+      </w:r>
+      <w:r>
+        <w:rPr>
+          <w:rFonts w:ascii="Georgia" w:hAnsi="Georgia"/>
+          <w:spacing w:val="2"/>
+        </w:rPr>
+        <w:t xml:space="preserve">Подход к мониторингу в реальном времени позволяет сокращать задержку между возникновением проблемы (например, ростом отказов, </w:t>
+      </w:r>
+      <w:r>
+        <w:rPr>
+          <w:rFonts w:ascii="Georgia" w:hAnsi="Georgia"/>
+          <w:spacing w:val="2"/>
+        </w:rPr>
+        <w:t>увеличением времени авторизации</w:t>
+      </w:r>
+      <w:r>
+        <w:rPr>
+          <w:rFonts w:ascii="Georgia" w:hAnsi="Georgia"/>
+          <w:spacing w:val="2"/>
+        </w:rPr>
+        <w:t>) и реакц</w:t>
+      </w:r>
+      <w:r>
+        <w:rPr>
+          <w:rFonts w:ascii="Georgia" w:hAnsi="Georgia"/>
+          <w:spacing w:val="2"/>
+        </w:rPr>
+        <w:t>ией операционных подразделений.</w:t>
       </w:r>
     </w:p>
     <w:p>
@@ -5822,16 +6025,18 @@
         <w:pStyle w:val="a1"/>
       </w:pPr>
       <w:r>
-        <w:t>Результаты разработки предназначены для использования в проектах, требующих автоматизированного управления изменениями структуры баз данных, особенно в условиях современных CI/CD-процессов. Применение системы позволяет повысить надежность, прозрачность и эффективность управления миграциями.</w:t>
-      </w:r>
-    </w:p>
-    <w:p>
-      <w:pPr>
-        <w:pStyle w:val="a1"/>
-      </w:pPr>
-      <w:r>
-        <w:lastRenderedPageBreak/>
-        <w:t>По результатам работы составлена данная работа, состоящая из введения, заключения и трех глав.</w:t>
+        <w:rPr>
+          <w:highlight w:val="yellow"/>
+        </w:rPr>
+        <w:t>По результатам работы с</w:t>
+      </w:r>
+      <w:bookmarkStart w:id="1" w:name="_GoBack"/>
+      <w:bookmarkEnd w:id="1"/>
+      <w:r>
+        <w:rPr>
+          <w:highlight w:val="yellow"/>
+        </w:rPr>
+        <w:t>оставлена данная работа, состоящая из введения, заключения и трех глав.</w:t>
       </w:r>
     </w:p>
     <w:p>
@@ -5839,7 +6044,7 @@
         <w:pStyle w:val="UnnumberedHeading1NoTOC"/>
       </w:pPr>
       <w:bookmarkStart w:id="2" w:name="содержание"/>
-      <w:bookmarkEnd w:id="1"/>
+      <w:bookmarkEnd w:id="0"/>
       <w:r>
         <w:rPr>
           <w:rStyle w:val="UnnumberedHeadingOneNoTOC"/>
@@ -10407,7 +10612,7 @@
                     </pic:cNvPicPr>
                   </pic:nvPicPr>
                   <pic:blipFill>
-                    <a:blip r:embed="rId10" cstate="print"/>
+                    <a:blip r:embed="rId9" cstate="print"/>
                     <a:stretch>
                       <a:fillRect/>
                     </a:stretch>
@@ -10854,7 +11059,7 @@
                     </pic:cNvPicPr>
                   </pic:nvPicPr>
                   <pic:blipFill>
-                    <a:blip r:embed="rId11" cstate="print"/>
+                    <a:blip r:embed="rId10" cstate="print"/>
                     <a:stretch>
                       <a:fillRect/>
                     </a:stretch>
@@ -12375,7 +12580,7 @@
                     </pic:cNvPicPr>
                   </pic:nvPicPr>
                   <pic:blipFill>
-                    <a:blip r:embed="rId12" cstate="print"/>
+                    <a:blip r:embed="rId11" cstate="print"/>
                     <a:stretch>
                       <a:fillRect/>
                     </a:stretch>
@@ -13693,7 +13898,7 @@
                     </pic:cNvPicPr>
                   </pic:nvPicPr>
                   <pic:blipFill>
-                    <a:blip r:embed="rId13" cstate="print"/>
+                    <a:blip r:embed="rId12" cstate="print"/>
                     <a:stretch>
                       <a:fillRect/>
                     </a:stretch>
@@ -16095,7 +16300,7 @@
                     </pic:cNvPicPr>
                   </pic:nvPicPr>
                   <pic:blipFill>
-                    <a:blip r:embed="rId14" cstate="print"/>
+                    <a:blip r:embed="rId13" cstate="print"/>
                     <a:stretch>
                       <a:fillRect/>
                     </a:stretch>
@@ -23668,7 +23873,7 @@
                     </pic:cNvPicPr>
                   </pic:nvPicPr>
                   <pic:blipFill>
-                    <a:blip r:embed="rId15" cstate="print"/>
+                    <a:blip r:embed="rId14" cstate="print"/>
                     <a:stretch>
                       <a:fillRect/>
                     </a:stretch>
@@ -23754,7 +23959,7 @@
                     </pic:cNvPicPr>
                   </pic:nvPicPr>
                   <pic:blipFill>
-                    <a:blip r:embed="rId16" cstate="print"/>
+                    <a:blip r:embed="rId15" cstate="print"/>
                     <a:stretch>
                       <a:fillRect/>
                     </a:stretch>
@@ -23928,7 +24133,7 @@
                     </pic:cNvPicPr>
                   </pic:nvPicPr>
                   <pic:blipFill>
-                    <a:blip r:embed="rId17" cstate="print"/>
+                    <a:blip r:embed="rId16" cstate="print"/>
                     <a:stretch>
                       <a:fillRect/>
                     </a:stretch>
@@ -24013,7 +24218,7 @@
                     </pic:cNvPicPr>
                   </pic:nvPicPr>
                   <pic:blipFill>
-                    <a:blip r:embed="rId18" cstate="print"/>
+                    <a:blip r:embed="rId17" cstate="print"/>
                     <a:stretch>
                       <a:fillRect/>
                     </a:stretch>
@@ -24117,7 +24322,7 @@
                     </pic:cNvPicPr>
                   </pic:nvPicPr>
                   <pic:blipFill>
-                    <a:blip r:embed="rId19" cstate="print"/>
+                    <a:blip r:embed="rId18" cstate="print"/>
                     <a:stretch>
                       <a:fillRect/>
                     </a:stretch>
@@ -26208,7 +26413,7 @@
       <w:r>
         <w:t xml:space="preserve"> Migrate: Миграции баз данных, написанные на go [Электронный ресурс]. — 2018. — URL: </w:t>
       </w:r>
-      <w:hyperlink r:id="rId20">
+      <w:hyperlink r:id="rId19">
         <w:r>
           <w:rPr>
             <w:rStyle w:val="af2"/>
@@ -26242,7 +26447,7 @@
       <w:r>
         <w:t xml:space="preserve"> Goose: Инструмент миграции баз данных для go [Электронный ресурс]. — 2017. — URL: </w:t>
       </w:r>
-      <w:hyperlink r:id="rId21">
+      <w:hyperlink r:id="rId20">
         <w:r>
           <w:rPr>
             <w:rStyle w:val="af2"/>
@@ -26345,7 +26550,7 @@
       <w:r>
         <w:t xml:space="preserve">. gRPC: Высокопроизводительный, открытый универсальный RPC-фреймворк [Электронный ресурс]. — 2021. — URL: </w:t>
       </w:r>
-      <w:hyperlink r:id="rId22">
+      <w:hyperlink r:id="rId21">
         <w:r>
           <w:rPr>
             <w:rStyle w:val="af2"/>
@@ -26449,7 +26654,7 @@
       <w:r>
         <w:t xml:space="preserve">. Спецификация OpenAPI [Электронный ресурс]. — 2024. — URL: </w:t>
       </w:r>
-      <w:hyperlink r:id="rId23">
+      <w:hyperlink r:id="rId22">
         <w:r>
           <w:rPr>
             <w:rStyle w:val="af2"/>
@@ -26506,7 +26711,7 @@
       <w:r>
         <w:t xml:space="preserve">. Документация PostgreSQL [Электронный ресурс]. — 2025. — URL: </w:t>
       </w:r>
-      <w:hyperlink r:id="rId24">
+      <w:hyperlink r:id="rId23">
         <w:r>
           <w:rPr>
             <w:rStyle w:val="af2"/>
@@ -26540,7 +26745,7 @@
       <w:r>
         <w:t xml:space="preserve"> Документация Docker [Электронный ресурс]. — 2025. — URL: </w:t>
       </w:r>
-      <w:hyperlink r:id="rId25">
+      <w:hyperlink r:id="rId24">
         <w:r>
           <w:rPr>
             <w:rStyle w:val="af2"/>
@@ -26574,7 +26779,7 @@
       <w:r>
         <w:t xml:space="preserve"> Применение чистой архитектура в go [Электронный ресурс]. — 2021. — URL: </w:t>
       </w:r>
-      <w:hyperlink r:id="rId26">
+      <w:hyperlink r:id="rId25">
         <w:r>
           <w:rPr>
             <w:rStyle w:val="af2"/>
@@ -26654,7 +26859,7 @@
       <w:r>
         <w:t xml:space="preserve">. Документация по языку программирования go [Электронный ресурс]. — 2024. — URL: </w:t>
       </w:r>
-      <w:hyperlink r:id="rId27">
+      <w:hyperlink r:id="rId26">
         <w:r>
           <w:rPr>
             <w:rStyle w:val="af2"/>
@@ -26733,7 +26938,7 @@
                     </pic:cNvPicPr>
                   </pic:nvPicPr>
                   <pic:blipFill>
-                    <a:blip r:embed="rId28" cstate="print"/>
+                    <a:blip r:embed="rId27" cstate="print"/>
                     <a:stretch>
                       <a:fillRect/>
                     </a:stretch>
@@ -26811,13 +27016,13 @@
                     </pic:cNvPicPr>
                   </pic:nvPicPr>
                   <pic:blipFill>
-                    <a:blip r:embed="rId29" cstate="print">
+                    <a:blip r:embed="rId28" cstate="print">
                       <a:extLst>
                         <a:ext uri="{28A0092B-C50C-407E-A947-70E740481C1C}">
                           <a14:useLocalDpi xmlns:a14="http://schemas.microsoft.com/office/drawing/2010/main" val="0"/>
                         </a:ext>
                         <a:ext uri="{96DAC541-7B7A-43D3-8B79-37D633B846F1}">
-                          <asvg:svgBlip xmlns="" xmlns:cx2="http://schemas.microsoft.com/office/drawing/2015/10/21/chartex" xmlns:cx3="http://schemas.microsoft.com/office/drawing/2016/5/9/chartex" xmlns:cx4="http://schemas.microsoft.com/office/drawing/2016/5/10/chartex" xmlns:cx5="http://schemas.microsoft.com/office/drawing/2016/5/11/chartex" xmlns:cx6="http://schemas.microsoft.com/office/drawing/2016/5/12/chartex" xmlns:cx7="http://schemas.microsoft.com/office/drawing/2016/5/13/chartex" xmlns:cx8="http://schemas.microsoft.com/office/drawing/2016/5/14/chartex" xmlns:aink="http://schemas.microsoft.com/office/drawing/2016/ink" xmlns:am3d="http://schemas.microsoft.com/office/drawing/2017/model3d" xmlns:o="urn:schemas-microsoft-com:office:office" xmlns:oel="http://schemas.microsoft.com/office/2019/extlst" xmlns:v="urn:schemas-microsoft-com:vml" xmlns:w10="urn:schemas-microsoft-com:office:word" xmlns:w="http://schemas.openxmlformats.org/wordprocessingml/2006/main" xmlns:w16cex="http://schemas.microsoft.com/office/word/2018/wordml/cex" xmlns:w16cid="http://schemas.microsoft.com/office/word/2016/wordml/cid" xmlns:w16="http://schemas.microsoft.com/office/word/2018/wordml" xmlns:w16du="http://schemas.microsoft.com/office/word/2023/wordml/word16du" xmlns:w16sdtdh="http://schemas.microsoft.com/office/word/2020/wordml/sdtdatahash" xmlns:w16sdtfl="http://schemas.microsoft.com/office/word/2024/wordml/sdtformatlock" xmlns:asvg="http://schemas.microsoft.com/office/drawing/2016/SVG/main" xmlns:ve="http://schemas.openxmlformats.org/markup-compatibility/2006" r:embed="rId30"/>
+                          <asvg:svgBlip xmlns:ve="http://schemas.openxmlformats.org/markup-compatibility/2006" xmlns:asvg="http://schemas.microsoft.com/office/drawing/2016/SVG/main" xmlns:w16sdtfl="http://schemas.microsoft.com/office/word/2024/wordml/sdtformatlock" xmlns:w16sdtdh="http://schemas.microsoft.com/office/word/2020/wordml/sdtdatahash" xmlns:w16du="http://schemas.microsoft.com/office/word/2023/wordml/word16du" xmlns:w16="http://schemas.microsoft.com/office/word/2018/wordml" xmlns:w16cid="http://schemas.microsoft.com/office/word/2016/wordml/cid" xmlns:w16cex="http://schemas.microsoft.com/office/word/2018/wordml/cex" xmlns:w="http://schemas.openxmlformats.org/wordprocessingml/2006/main" xmlns:w10="urn:schemas-microsoft-com:office:word" xmlns:v="urn:schemas-microsoft-com:vml" xmlns:oel="http://schemas.microsoft.com/office/2019/extlst" xmlns:o="urn:schemas-microsoft-com:office:office" xmlns:am3d="http://schemas.microsoft.com/office/drawing/2017/model3d" xmlns:aink="http://schemas.microsoft.com/office/drawing/2016/ink" xmlns:cx8="http://schemas.microsoft.com/office/drawing/2016/5/14/chartex" xmlns:cx7="http://schemas.microsoft.com/office/drawing/2016/5/13/chartex" xmlns:cx6="http://schemas.microsoft.com/office/drawing/2016/5/12/chartex" xmlns:cx5="http://schemas.microsoft.com/office/drawing/2016/5/11/chartex" xmlns:cx4="http://schemas.microsoft.com/office/drawing/2016/5/10/chartex" xmlns:cx3="http://schemas.microsoft.com/office/drawing/2016/5/9/chartex" xmlns:cx2="http://schemas.microsoft.com/office/drawing/2015/10/21/chartex" xmlns="" r:embed="rId30"/>
                         </a:ext>
                       </a:extLst>
                     </a:blip>
@@ -26922,7 +27127,7 @@
           <w:rPr>
             <w:noProof/>
           </w:rPr>
-          <w:t>3</w:t>
+          <w:t>5</w:t>
         </w:r>
         <w:r>
           <w:rPr>
@@ -30891,6 +31096,7 @@
   <w:style w:type="character" w:default="1" w:styleId="a2">
     <w:name w:val="Default Paragraph Font"/>
     <w:uiPriority w:val="1"/>
+    <w:semiHidden/>
     <w:unhideWhenUsed/>
   </w:style>
   <w:style w:type="table" w:default="1" w:styleId="a3">
@@ -33470,7 +33676,7 @@
 </file>
 
 <file path=customXml/itemProps1.xml><?xml version="1.0" encoding="utf-8"?>
-<ds:datastoreItem xmlns:ds="http://schemas.openxmlformats.org/officeDocument/2006/customXml" ds:itemID="{F1600905-619E-4440-A337-78C3DEE01C2D}">
+<ds:datastoreItem xmlns:ds="http://schemas.openxmlformats.org/officeDocument/2006/customXml" ds:itemID="{480F17D3-ED5E-4F39-B003-497424757FE0}">
   <ds:schemaRefs>
     <ds:schemaRef ds:uri="http://schemas.openxmlformats.org/officeDocument/2006/bibliography"/>
   </ds:schemaRefs>

--- a/docs/example.docx
+++ b/docs/example.docx
@@ -389,7 +389,18 @@
           <w:u w:val="single"/>
           <w:lang w:val="ru-RU"/>
         </w:rPr>
-        <w:t>№ 8 «Компьютерные науки и прикладная математика</w:t>
+        <w:t xml:space="preserve">№ 8 «Компьютерные науки и прикладная </w:t>
+      </w:r>
+      <w:proofErr w:type="gramStart"/>
+      <w:r>
+        <w:rPr>
+          <w:b/>
+          <w:sz w:val="22"/>
+          <w:szCs w:val="22"/>
+          <w:u w:val="single"/>
+          <w:lang w:val="ru-RU"/>
+        </w:rPr>
+        <w:t>математика</w:t>
       </w:r>
       <w:r>
         <w:rPr>
@@ -416,7 +427,18 @@
           <w:szCs w:val="22"/>
           <w:lang w:val="ru-RU"/>
         </w:rPr>
-        <w:t xml:space="preserve">Кафедра </w:t>
+        <w:t>Кафедра</w:t>
+      </w:r>
+      <w:proofErr w:type="gramEnd"/>
+      <w:r>
+        <w:rPr>
+          <w:b/>
+          <w:bCs/>
+          <w:sz w:val="22"/>
+          <w:szCs w:val="22"/>
+          <w:lang w:val="ru-RU"/>
+        </w:rPr>
+        <w:t xml:space="preserve"> </w:t>
       </w:r>
       <w:r>
         <w:rPr>
@@ -2156,7 +2178,39 @@
           <w:szCs w:val="16"/>
         </w:rPr>
         <w:tab/>
-        <w:t>(№ каф)                                                        (фамилия, имя, отчество полностью)</w:t>
+        <w:t xml:space="preserve">(№ </w:t>
+      </w:r>
+      <w:proofErr w:type="gramStart"/>
+      <w:r>
+        <w:rPr>
+          <w:sz w:val="16"/>
+          <w:szCs w:val="16"/>
+        </w:rPr>
+        <w:t xml:space="preserve">каф)   </w:t>
+      </w:r>
+      <w:proofErr w:type="gramEnd"/>
+      <w:r>
+        <w:rPr>
+          <w:sz w:val="16"/>
+          <w:szCs w:val="16"/>
+        </w:rPr>
+        <w:t xml:space="preserve">                                                  </w:t>
+      </w:r>
+      <w:proofErr w:type="gramStart"/>
+      <w:r>
+        <w:rPr>
+          <w:sz w:val="16"/>
+          <w:szCs w:val="16"/>
+        </w:rPr>
+        <w:t xml:space="preserve">   (</w:t>
+      </w:r>
+      <w:proofErr w:type="gramEnd"/>
+      <w:r>
+        <w:rPr>
+          <w:sz w:val="16"/>
+          <w:szCs w:val="16"/>
+        </w:rPr>
+        <w:t>фамилия, имя, отчество полностью)</w:t>
       </w:r>
     </w:p>
     <w:p>
@@ -2624,7 +2678,18 @@
           <w:u w:val="single"/>
           <w:lang w:val="ru-RU"/>
         </w:rPr>
-        <w:t>№ 8 «Компьютерные науки и прикладная математика</w:t>
+        <w:t xml:space="preserve">№ 8 «Компьютерные науки и прикладная </w:t>
+      </w:r>
+      <w:proofErr w:type="gramStart"/>
+      <w:r>
+        <w:rPr>
+          <w:b/>
+          <w:sz w:val="22"/>
+          <w:szCs w:val="22"/>
+          <w:u w:val="single"/>
+          <w:lang w:val="ru-RU"/>
+        </w:rPr>
+        <w:t>математика</w:t>
       </w:r>
       <w:r>
         <w:rPr>
@@ -2651,7 +2716,18 @@
           <w:szCs w:val="22"/>
           <w:lang w:val="ru-RU"/>
         </w:rPr>
-        <w:t xml:space="preserve">Кафедра </w:t>
+        <w:t>Кафедра</w:t>
+      </w:r>
+      <w:proofErr w:type="gramEnd"/>
+      <w:r>
+        <w:rPr>
+          <w:b/>
+          <w:bCs/>
+          <w:sz w:val="22"/>
+          <w:szCs w:val="22"/>
+          <w:lang w:val="ru-RU"/>
+        </w:rPr>
+        <w:t xml:space="preserve"> </w:t>
       </w:r>
       <w:r>
         <w:rPr>
@@ -3101,39 +3177,7 @@
           <w:szCs w:val="24"/>
           <w:lang w:val="ru-RU"/>
         </w:rPr>
-        <w:t xml:space="preserve"> ___</w:t>
-      </w:r>
-      <w:r>
-        <w:rPr>
-          <w:sz w:val="24"/>
-          <w:szCs w:val="24"/>
-          <w:lang w:val="ru-RU"/>
-        </w:rPr>
-        <w:t xml:space="preserve">   </w:t>
-      </w:r>
-      <w:r>
-        <w:rPr>
-          <w:sz w:val="24"/>
-          <w:szCs w:val="24"/>
-          <w:lang w:val="ru-RU"/>
-        </w:rPr>
-        <w:t>________</w:t>
-      </w:r>
-      <w:r>
-        <w:rPr>
-          <w:sz w:val="24"/>
-          <w:szCs w:val="24"/>
-          <w:lang w:val="ru-RU"/>
-        </w:rPr>
-        <w:t xml:space="preserve">  </w:t>
-      </w:r>
-      <w:r>
-        <w:rPr>
-          <w:sz w:val="24"/>
-          <w:szCs w:val="24"/>
-          <w:lang w:val="ru-RU"/>
-        </w:rPr>
-        <w:t>_____________</w:t>
+        <w:t xml:space="preserve"> ________________________</w:t>
       </w:r>
     </w:p>
     <w:p>
@@ -3175,13 +3219,41 @@
         <w:rPr>
           <w:sz w:val="16"/>
         </w:rPr>
-        <w:t>(подпись)</w:t>
-      </w:r>
+        <w:t>(</w:t>
+      </w:r>
+      <w:proofErr w:type="gramStart"/>
       <w:r>
         <w:rPr>
           <w:sz w:val="16"/>
         </w:rPr>
-        <w:t xml:space="preserve">        (инициалы, фамилия)</w:t>
+        <w:t>подпись)</w:t>
+      </w:r>
+      <w:r>
+        <w:rPr>
+          <w:sz w:val="16"/>
+        </w:rPr>
+        <w:t xml:space="preserve">   </w:t>
+      </w:r>
+      <w:proofErr w:type="gramEnd"/>
+      <w:r>
+        <w:rPr>
+          <w:sz w:val="16"/>
+        </w:rPr>
+        <w:t xml:space="preserve">  </w:t>
+      </w:r>
+      <w:proofErr w:type="gramStart"/>
+      <w:r>
+        <w:rPr>
+          <w:sz w:val="16"/>
+        </w:rPr>
+        <w:t xml:space="preserve">   (</w:t>
+      </w:r>
+      <w:proofErr w:type="gramEnd"/>
+      <w:r>
+        <w:rPr>
+          <w:sz w:val="16"/>
+        </w:rPr>
+        <w:t>инициалы, фамилия)</w:t>
       </w:r>
     </w:p>
     <w:p>
@@ -3213,15 +3285,16 @@
           <w:szCs w:val="24"/>
           <w:lang w:val="ru-RU"/>
         </w:rPr>
-        <w:t>____</w:t>
-      </w:r>
+        <w:t>___</w:t>
+      </w:r>
+      <w:proofErr w:type="gramStart"/>
       <w:r>
         <w:rPr>
           <w:sz w:val="24"/>
           <w:szCs w:val="24"/>
           <w:lang w:val="ru-RU"/>
         </w:rPr>
-        <w:t xml:space="preserve"> </w:t>
+        <w:t>_</w:t>
       </w:r>
       <w:r>
         <w:rPr>
@@ -3237,7 +3310,24 @@
           <w:szCs w:val="24"/>
           <w:lang w:val="ru-RU"/>
         </w:rPr>
-        <w:t>__________ 20    г.</w:t>
+        <w:t xml:space="preserve"> </w:t>
+      </w:r>
+      <w:r>
+        <w:rPr>
+          <w:sz w:val="24"/>
+          <w:szCs w:val="24"/>
+          <w:lang w:val="ru-RU"/>
+        </w:rPr>
+        <w:t>_</w:t>
+      </w:r>
+      <w:proofErr w:type="gramEnd"/>
+      <w:r>
+        <w:rPr>
+          <w:sz w:val="24"/>
+          <w:szCs w:val="24"/>
+          <w:lang w:val="ru-RU"/>
+        </w:rPr>
+        <w:t>_________ 20    г.</w:t>
       </w:r>
     </w:p>
     <w:p>
@@ -9447,8 +9537,8 @@
       <w:pPr>
         <w:pStyle w:val="UnnumberedHeading1"/>
       </w:pPr>
-      <w:bookmarkStart w:id="3" w:name="введение"/>
-      <w:bookmarkStart w:id="4" w:name="_Toc223280730"/>
+      <w:bookmarkStart w:id="3" w:name="_Toc223280730"/>
+      <w:bookmarkStart w:id="4" w:name="введение"/>
       <w:bookmarkEnd w:id="2"/>
       <w:r>
         <w:rPr>
@@ -9457,7 +9547,7 @@
         <w:lastRenderedPageBreak/>
         <w:t>Введение</w:t>
       </w:r>
-      <w:bookmarkEnd w:id="4"/>
+      <w:bookmarkEnd w:id="3"/>
     </w:p>
     <w:p>
       <w:pPr>
@@ -10050,9 +10140,9 @@
       <w:pPr>
         <w:pStyle w:val="12"/>
       </w:pPr>
-      <w:bookmarkStart w:id="5" w:name="анализ-существующих-решений"/>
-      <w:bookmarkStart w:id="6" w:name="_Toc223280731"/>
-      <w:bookmarkEnd w:id="3"/>
+      <w:bookmarkStart w:id="5" w:name="_Toc223280731"/>
+      <w:bookmarkStart w:id="6" w:name="анализ-существующих-решений"/>
+      <w:bookmarkEnd w:id="4"/>
       <w:r>
         <w:lastRenderedPageBreak/>
         <w:t xml:space="preserve">АНАЛИЗ </w:t>
@@ -10060,21 +10150,21 @@
       <w:r>
         <w:t>ПРЕДМЕТНОЙ ОБЛАСТИ И ТРЕБОВАНИЙ</w:t>
       </w:r>
-      <w:bookmarkEnd w:id="6"/>
+      <w:bookmarkEnd w:id="5"/>
     </w:p>
     <w:p>
       <w:pPr>
         <w:pStyle w:val="2"/>
       </w:pPr>
-      <w:bookmarkStart w:id="7" w:name="X9302dd7976da7298344840af0beefa05d110c6b"/>
-      <w:bookmarkStart w:id="8" w:name="_Toc223280732"/>
+      <w:bookmarkStart w:id="7" w:name="_Toc223280732"/>
+      <w:bookmarkStart w:id="8" w:name="X9302dd7976da7298344840af0beefa05d110c6b"/>
       <w:r>
         <w:t>П</w:t>
       </w:r>
       <w:r>
         <w:t>оток финансовых транзакций и место мониторинга в банковской инфраструктуре</w:t>
       </w:r>
-      <w:bookmarkEnd w:id="8"/>
+      <w:bookmarkEnd w:id="7"/>
     </w:p>
     <w:p>
       <w:pPr>
@@ -10225,7 +10315,11 @@
         <w:t>может происходить не сразу, например, когда финальная сумма меняется или услуга оказывается позже. Затем обычно идёт</w:t>
       </w:r>
       <w:r>
-        <w:t xml:space="preserve"> группировка - </w:t>
+        <w:t xml:space="preserve"> группировка </w:t>
+      </w:r>
+      <w:proofErr w:type="gramStart"/>
+      <w:r>
+        <w:t xml:space="preserve">- </w:t>
       </w:r>
       <w:r>
         <w:t xml:space="preserve"> </w:t>
@@ -10235,6 +10329,7 @@
         <w:t>мерчант</w:t>
       </w:r>
       <w:proofErr w:type="spellEnd"/>
+      <w:proofErr w:type="gramEnd"/>
       <w:r>
         <w:t xml:space="preserve"> группирует подтверждённые операции за период</w:t>
       </w:r>
@@ -10315,13 +10410,13 @@
       <w:pPr>
         <w:pStyle w:val="2"/>
       </w:pPr>
-      <w:bookmarkStart w:id="9" w:name="X22398132074f36bd4484facde25da0cf69a6644"/>
-      <w:bookmarkStart w:id="10" w:name="_Toc223280733"/>
-      <w:bookmarkEnd w:id="7"/>
+      <w:bookmarkStart w:id="9" w:name="_Toc223280733"/>
+      <w:bookmarkStart w:id="10" w:name="X22398132074f36bd4484facde25da0cf69a6644"/>
+      <w:bookmarkEnd w:id="8"/>
       <w:r>
         <w:t>Время в потоке</w:t>
       </w:r>
-      <w:bookmarkEnd w:id="10"/>
+      <w:bookmarkEnd w:id="9"/>
     </w:p>
     <w:p>
       <w:pPr>
@@ -10400,7 +10495,23 @@
       </w:r>
       <w:proofErr w:type="spellEnd"/>
       <w:r>
-        <w:t xml:space="preserve"> возникает из‑за сетевых задержек, буферизации сообщений в промежуточных системах, повторов при сбоях и очередей в обработчике. Когда банк получает информацию о миллионах операций в час, события неизбежно приходят асинхронно и часто не в том порядке, в котором они произошли. Например, операция, инициированная в 14:05:32, может появиться в системе мониторинга только в 14:05:45 — даже если система работает без сбоев, просто из‑за сетевых задержек и времени обработки в промежуточных слоях. Кроме того, бывают "поздние события": информация о какой‑то операции приходит с опозданием в несколько минут или часов (например, если был сбой и пришлось переиграть данные из резервного источника), и система должна уметь обрабатывать та</w:t>
+        <w:t xml:space="preserve"> возникает из‑</w:t>
+      </w:r>
+      <w:proofErr w:type="gramStart"/>
+      <w:r>
+        <w:t>за сетевых задержек</w:t>
+      </w:r>
+      <w:proofErr w:type="gramEnd"/>
+      <w:r>
+        <w:t>, буферизации сообщений в промежуточных системах, повторов при сбоях и очередей в обработчике. Когда банк получает информацию о миллионах операций в час, события неизбежно приходят асинхронно и часто не в том порядке, в котором они произошли. Например, операция, инициированная в 14:05:32, может появиться в системе мониторинга только в 14:05:45 — даже если система работает без сбоев, просто из‑</w:t>
+      </w:r>
+      <w:proofErr w:type="gramStart"/>
+      <w:r>
+        <w:t>за сетевых задержек</w:t>
+      </w:r>
+      <w:proofErr w:type="gramEnd"/>
+      <w:r>
+        <w:t xml:space="preserve"> и времени обработки в промежуточных слоях. Кроме того, бывают "поздние события": информация о какой‑то операции приходит с опозданием в несколько минут или часов (например, если был сбой и пришлось переиграть данные из резервного источника), и система должна уметь обрабатывать та</w:t>
       </w:r>
       <w:r>
         <w:lastRenderedPageBreak/>
@@ -10437,13 +10548,13 @@
       <w:pPr>
         <w:pStyle w:val="2"/>
       </w:pPr>
-      <w:bookmarkStart w:id="11" w:name="проблемы-существующих-инструментов"/>
-      <w:bookmarkStart w:id="12" w:name="_Toc223280734"/>
-      <w:bookmarkEnd w:id="9"/>
+      <w:bookmarkStart w:id="11" w:name="_Toc223280734"/>
+      <w:bookmarkStart w:id="12" w:name="проблемы-существующих-инструментов"/>
+      <w:bookmarkEnd w:id="10"/>
       <w:r>
         <w:t>Наблюдаемость модулей</w:t>
       </w:r>
-      <w:bookmarkEnd w:id="12"/>
+      <w:bookmarkEnd w:id="11"/>
     </w:p>
     <w:p>
       <w:pPr>
@@ -10539,13 +10650,13 @@
       <w:pPr>
         <w:pStyle w:val="2"/>
       </w:pPr>
-      <w:bookmarkStart w:id="13" w:name="требований-к-разрабатываемому-приложению"/>
-      <w:bookmarkStart w:id="14" w:name="_Toc223280735"/>
-      <w:bookmarkEnd w:id="11"/>
+      <w:bookmarkStart w:id="13" w:name="_Toc223280735"/>
+      <w:bookmarkStart w:id="14" w:name="требований-к-разрабатываемому-приложению"/>
+      <w:bookmarkEnd w:id="12"/>
       <w:r>
         <w:t>Безопасность и аудит в модуле мониторинга транзакций</w:t>
       </w:r>
-      <w:bookmarkEnd w:id="14"/>
+      <w:bookmarkEnd w:id="13"/>
     </w:p>
     <w:p>
       <w:pPr>
@@ -10619,7 +10730,15 @@
         <w:pStyle w:val="a1"/>
       </w:pPr>
       <w:r>
-        <w:t>Журналирование и аудит действий — третий уровень, необходимый для соответствия нормативам. SOX требует, чтобы финансовые организации сохраняли логи аудита минимум семь лет и чтобы в них были указаны: кто выполнил действие, что именно</w:t>
+        <w:t xml:space="preserve">Журналирование и аудит действий — третий уровень, необходимый для соответствия нормативам. SOX требует, чтобы финансовые организации сохраняли логи аудита минимум семь </w:t>
+      </w:r>
+      <w:proofErr w:type="gramStart"/>
+      <w:r>
+        <w:t>лет</w:t>
+      </w:r>
+      <w:proofErr w:type="gramEnd"/>
+      <w:r>
+        <w:t xml:space="preserve"> и чтобы в них были указаны: кто выполнил действие, что именно</w:t>
       </w:r>
       <w:r>
         <w:t xml:space="preserve">, </w:t>
@@ -10714,90 +10833,103 @@
       <w:pPr>
         <w:pStyle w:val="12"/>
       </w:pPr>
-      <w:bookmarkStart w:id="15" w:name="X306aeb63bac2412a0b0e984d7caa139e0ee64a9"/>
-      <w:bookmarkStart w:id="16" w:name="_Toc223280736"/>
-      <w:bookmarkEnd w:id="5"/>
-      <w:bookmarkEnd w:id="13"/>
+      <w:bookmarkStart w:id="15" w:name="_Toc223280736"/>
+      <w:bookmarkStart w:id="16" w:name="X306aeb63bac2412a0b0e984d7caa139e0ee64a9"/>
+      <w:bookmarkEnd w:id="6"/>
+      <w:bookmarkEnd w:id="14"/>
       <w:r>
         <w:lastRenderedPageBreak/>
         <w:t>АРХИТЕКТУРНЫЕ АСПЕКТЫ СИСТЕМЫ</w:t>
       </w:r>
-      <w:bookmarkEnd w:id="16"/>
+      <w:bookmarkEnd w:id="15"/>
     </w:p>
     <w:p>
       <w:pPr>
         <w:pStyle w:val="2"/>
       </w:pPr>
-      <w:bookmarkStart w:id="17" w:name="обоснование-выбора-архитектуры"/>
-      <w:bookmarkStart w:id="18" w:name="_Toc223280737"/>
+      <w:bookmarkStart w:id="17" w:name="_Toc223280737"/>
+      <w:bookmarkStart w:id="18" w:name="обоснование-выбора-архитектуры"/>
       <w:r>
         <w:t>Понятие события в мониторинге</w:t>
       </w:r>
+      <w:bookmarkEnd w:id="17"/>
+    </w:p>
+    <w:p>
+      <w:pPr>
+        <w:pStyle w:val="a1"/>
+      </w:pPr>
+      <w:r>
+        <w:t>В мониторинге потоковой обработки нужно заранее договориться, что именно считать событием и почему мы смотрим не на «транзакцию как одну запись», а на транзакцию как цепочку связанных сообщений. В банковских системах одна клиентская операция почти всегда проходит через несколько сервисов и этапов, поэтому сведения о ней появляются в разных местах и в разное время. Вместо одного факта «оплата прошла» возникают отдельные сообщения: запрос на авторизацию, ответ на него, подтверждение списания, отмена или возврат, клиринг, расчёты, а также служебные статусы о доставке и обработке.</w:t>
+      </w:r>
+    </w:p>
+    <w:p>
+      <w:pPr>
+        <w:pStyle w:val="a1"/>
+      </w:pPr>
+    </w:p>
+    <w:p>
+      <w:pPr>
+        <w:pStyle w:val="a1"/>
+      </w:pPr>
+      <w:r>
+        <w:t xml:space="preserve">В этом подходе событие — это минимальная неделимая единица наблюдения. По сути, это зафиксированное изменение состояния, которое произошло в конкретный момент и записано набором полей. События образуют непрерывный, </w:t>
+      </w:r>
+      <w:proofErr w:type="gramStart"/>
+      <w:r>
+        <w:t>по сути</w:t>
+      </w:r>
+      <w:proofErr w:type="gramEnd"/>
+      <w:r>
+        <w:t xml:space="preserve"> бесконечный поток: новые сообщения постоянно добавляются, и система мониторинга реагирует на них сразу при поступлении. Важно, что поток — это не выборка данных «за день», а данные в движении: каждое событие можно обработать сразу, не дожидаясь накопления большого объёма.</w:t>
+      </w:r>
+    </w:p>
+    <w:p>
+      <w:pPr>
+        <w:pStyle w:val="a1"/>
+      </w:pPr>
+    </w:p>
+    <w:p>
+      <w:pPr>
+        <w:pStyle w:val="a1"/>
+      </w:pPr>
+      <w:r>
+        <w:t xml:space="preserve">Для мониторинга удобно выделять два уровня: бизнес‑события и технические события. Бизнес‑события описывают шаги жизненного цикла операции, например одобрение или отклонение авторизации, списание, возврат. Технические события описывают, как сообщение прошло через инфраструктуру: попало в очередь, было прочитано обработчиком, обработано успешно или с ошибкой, отправлено дальше. Такое разделение помогает не смешивать причины: рост числа отказов по авторизации указывает на бизнес‑проблему или всплеск мошенничества, а рост задержек и ошибок обработки — на сбой </w:t>
+      </w:r>
+      <w:r>
+        <w:lastRenderedPageBreak/>
+        <w:t xml:space="preserve">или перегрузку инфраструктуры. </w:t>
+      </w:r>
+      <w:r>
+        <w:t>Ещё одна причина мыслить “событиями”, а не “транзакциями”, — асинхронность и неполный порядок. События могут приходить с задержкой, пачками, повторно, и не всегда в том порядке, в котором реально происходили. Поэтому мониторинг строится не как чтение “финального статуса”, а как сборка картины из фрагментов: система связывает события по идентификаторам, учитывает время события и время получения, и только затем считает агрегаты и применяет правила. Это напрямую подводит к следующему разделу про время в потоке: без корректной временной модели нельзя честно считать окна, потому что “момент события” и “момент обработки” в реальности расходятся, а операции вроде оконных агрегатов требуют механизма прогресса во времени события.</w:t>
+      </w:r>
+    </w:p>
+    <w:p>
+      <w:pPr>
+        <w:pStyle w:val="a1"/>
+      </w:pPr>
+      <w:r>
+        <w:t xml:space="preserve">Объект мониторинга — это поток событий, где каждое событие представляет отдельный шаг </w:t>
+      </w:r>
+      <w:proofErr w:type="gramStart"/>
+      <w:r>
+        <w:t>бизнес процесса</w:t>
+      </w:r>
+      <w:proofErr w:type="gramEnd"/>
+      <w:r>
+        <w:t xml:space="preserve"> или технической обработки и содержит временную метку, идентификаторы корреляции и минимальный набор атрибутов для анализа. Транзакция в мониторинге — это не один объект, а связанная группа событий, и задача модуля — в потоке собирать эти группы, измерять задержки и выявлять отклонения на коротких интервалах времени.</w:t>
+      </w:r>
+    </w:p>
+    <w:p>
+      <w:pPr>
+        <w:pStyle w:val="2"/>
+      </w:pPr>
+      <w:bookmarkStart w:id="19" w:name="_Toc223280738"/>
+      <w:bookmarkStart w:id="20" w:name="общая-архитектура-микросервисов"/>
       <w:bookmarkEnd w:id="18"/>
-    </w:p>
-    <w:p>
-      <w:pPr>
-        <w:pStyle w:val="a1"/>
-      </w:pPr>
-      <w:r>
-        <w:t>В мониторинге потоковой обработки нужно заранее договориться, что именно считать событием и почему мы смотрим не на «транзакцию как одну запись», а на транзакцию как цепочку связанных сообщений. В банковских системах одна клиентская операция почти всегда проходит через несколько сервисов и этапов, поэтому сведения о ней появляются в разных местах и в разное время. Вместо одного факта «оплата прошла» возникают отдельные сообщения: запрос на авторизацию, ответ на него, подтверждение списания, отмена или возврат, клиринг, расчёты, а также служебные статусы о доставке и обработке.</w:t>
-      </w:r>
-    </w:p>
-    <w:p>
-      <w:pPr>
-        <w:pStyle w:val="a1"/>
-      </w:pPr>
-    </w:p>
-    <w:p>
-      <w:pPr>
-        <w:pStyle w:val="a1"/>
-      </w:pPr>
-      <w:r>
-        <w:t>В этом подходе событие — это минимальная неделимая единица наблюдения. По сути, это зафиксированное изменение состояния, которое произошло в конкретный момент и записано набором полей. События образуют непрерывный, по сути бесконечный поток: новые сообщения постоянно добавляются, и система мониторинга реагирует на них сразу при поступлении. Важно, что поток — это не выборка данных «за день», а данные в движении: каждое событие можно обработать сразу, не дожидаясь накопления большого объёма.</w:t>
-      </w:r>
-    </w:p>
-    <w:p>
-      <w:pPr>
-        <w:pStyle w:val="a1"/>
-      </w:pPr>
-    </w:p>
-    <w:p>
-      <w:pPr>
-        <w:pStyle w:val="a1"/>
-      </w:pPr>
-      <w:r>
-        <w:t xml:space="preserve">Для мониторинга удобно выделять два уровня: бизнес‑события и технические события. Бизнес‑события описывают шаги жизненного цикла операции, например одобрение или отклонение авторизации, списание, возврат. Технические события описывают, как сообщение прошло через инфраструктуру: попало в очередь, было прочитано обработчиком, обработано успешно или с ошибкой, отправлено дальше. Такое разделение помогает не смешивать причины: рост числа отказов по авторизации указывает на бизнес‑проблему или всплеск мошенничества, а рост задержек и ошибок обработки — на сбой </w:t>
-      </w:r>
-      <w:r>
-        <w:lastRenderedPageBreak/>
-        <w:t>или перегрузку инфраструктуры.</w:t>
-      </w:r>
-      <w:r>
-        <w:t xml:space="preserve"> </w:t>
-      </w:r>
-      <w:r>
-        <w:t>Ещё одна причина мыслить “событиями”, а не “транзакциями”, — асинхронность и неполный порядок. События могут приходить с задержкой, пачками, повторно, и не всегда в том порядке, в котором реально происходили. Поэтому мониторинг строится не как чтение “финального статуса”, а как сборка картины из фрагментов: система связывает события по идентификаторам, учитывает время события и время получения, и только затем считает агрегаты и применяет правила. Это напрямую подводит к следующему разделу про время в потоке: без корректной временной модели нельзя честно считать окна, потому что “момент события” и “момент обработки” в реальности расходятся, а операции вроде оконных агрегатов требуют механизма прогресса во времени события.</w:t>
-      </w:r>
-    </w:p>
-    <w:p>
-      <w:pPr>
-        <w:pStyle w:val="a1"/>
-      </w:pPr>
-      <w:r>
-        <w:t>Объект мониторинга — это поток событий, где каждое событие представляет отдельный шаг бизнес процесса или технической обработки и содержит временную метку, идентификаторы корреляции и минимальный набор атрибутов для анализа. Транзакция в мониторинге — это не один объект, а связанная группа событий, и задача модуля — в потоке собирать эти группы, измерять задержки и выявлять отклонения на коротких интервалах времени.</w:t>
-      </w:r>
-    </w:p>
-    <w:p>
-      <w:pPr>
-        <w:pStyle w:val="2"/>
-      </w:pPr>
-      <w:bookmarkStart w:id="19" w:name="общая-архитектура-микросервисов"/>
-      <w:bookmarkStart w:id="20" w:name="_Toc223280738"/>
-      <w:bookmarkEnd w:id="17"/>
       <w:r>
         <w:t>Служебная информация и обязательные поля</w:t>
       </w:r>
-      <w:bookmarkEnd w:id="20"/>
+      <w:bookmarkEnd w:id="19"/>
     </w:p>
     <w:p>
       <w:pPr>
@@ -10935,18 +11067,22 @@
         <w:t xml:space="preserve"> — тип события, по которому система выбирает нужные правила и обработчики, например «</w:t>
       </w:r>
       <w:proofErr w:type="spellStart"/>
+      <w:proofErr w:type="gramStart"/>
       <w:r>
         <w:t>authorization.response</w:t>
       </w:r>
       <w:proofErr w:type="spellEnd"/>
+      <w:proofErr w:type="gramEnd"/>
       <w:r>
         <w:t>» или «</w:t>
       </w:r>
       <w:proofErr w:type="spellStart"/>
+      <w:proofErr w:type="gramStart"/>
       <w:r>
         <w:t>refund.created</w:t>
       </w:r>
       <w:proofErr w:type="spellEnd"/>
+      <w:proofErr w:type="gramEnd"/>
       <w:r>
         <w:t xml:space="preserve">». В </w:t>
       </w:r>
@@ -11113,7 +11249,15 @@
       </w:r>
       <w:proofErr w:type="spellEnd"/>
       <w:r>
-        <w:t xml:space="preserve"> можно быстро перейти от абстрактного сигнала «выросли задержки» к конкретной цепочке вызовов и увидеть, где возникло узкое место.</w:t>
+        <w:t xml:space="preserve"> можно быстро перейти </w:t>
+      </w:r>
+      <w:proofErr w:type="gramStart"/>
+      <w:r>
+        <w:t>от абстрактного сигнала</w:t>
+      </w:r>
+      <w:proofErr w:type="gramEnd"/>
+      <w:r>
+        <w:t xml:space="preserve"> «выросли задержки» к конкретной цепочке вызовов и увидеть, где возникло узкое место.</w:t>
       </w:r>
     </w:p>
     <w:p>
@@ -11198,9 +11342,9 @@
       <w:pPr>
         <w:pStyle w:val="2"/>
       </w:pPr>
-      <w:bookmarkStart w:id="21" w:name="X4688acb3fce13c098f5b57d95a5585f85209c9a"/>
-      <w:bookmarkStart w:id="22" w:name="_Toc223280739"/>
-      <w:bookmarkEnd w:id="19"/>
+      <w:bookmarkStart w:id="21" w:name="_Toc223280739"/>
+      <w:bookmarkStart w:id="22" w:name="X4688acb3fce13c098f5b57d95a5585f85209c9a"/>
+      <w:bookmarkEnd w:id="20"/>
       <w:r>
         <w:t>Валидация</w:t>
       </w:r>
@@ -11210,7 +11354,7 @@
       <w:r>
         <w:t>нормализация и качество данных.</w:t>
       </w:r>
-      <w:bookmarkEnd w:id="22"/>
+      <w:bookmarkEnd w:id="21"/>
     </w:p>
     <w:p>
       <w:pPr>
@@ -11300,9 +11444,9 @@
       <w:pPr>
         <w:pStyle w:val="2"/>
       </w:pPr>
-      <w:bookmarkStart w:id="23" w:name="проектирование-структуры-базы-данных"/>
-      <w:bookmarkStart w:id="24" w:name="_Toc223280740"/>
-      <w:bookmarkEnd w:id="21"/>
+      <w:bookmarkStart w:id="23" w:name="_Toc223280740"/>
+      <w:bookmarkStart w:id="24" w:name="проектирование-структуры-базы-данных"/>
+      <w:bookmarkEnd w:id="22"/>
       <w:proofErr w:type="spellStart"/>
       <w:r>
         <w:lastRenderedPageBreak/>
@@ -11312,7 +11456,7 @@
       <w:r>
         <w:t xml:space="preserve"> схемы и совместимость</w:t>
       </w:r>
-      <w:bookmarkEnd w:id="24"/>
+      <w:bookmarkEnd w:id="23"/>
     </w:p>
     <w:p>
       <w:pPr>
@@ -11320,7 +11464,15 @@
       </w:pPr>
       <w:bookmarkStart w:id="25" w:name="X61c9afbe1aee72941ffaaa7191975b9cd5ed5f0"/>
       <w:r>
-        <w:t xml:space="preserve">Поток событий в платёжной инфраструктуре почти никогда не остаётся неизменным: появляются новые каналы, вводятся дополнительные поля для аналитики и противодействия мошенничеству, меняются коды статусов, расширяются справочники. Если формат событий меняется стихийно, мониторинг начинает ломаться в самых чувствительных местах: правила перестают работать, агрегаты начинают считать другие значения, а часть событий вообще перестаёт попадать в расчёты из‑за ошибок разбора или отсутствующих полей. Поэтому в промышленной эксплуатации формат события рассматривают как формальный контракт, а его изменение — как управляемый процесс с </w:t>
+        <w:t>Поток событий в платёжной инфраструктуре почти никогда не остаётся неизменным: появляются новые каналы, вводятся дополнительные поля для аналитики и противодействия мошенничеству, меняются коды статусов, расширяются справочники. Если формат событий меняется стихийно, мониторинг начинает ломаться в самых чувствительных местах: правила перестают работать, агрегаты начинают считать другие значения, а часть событий вообще перестаёт попадать в расчёты из‑</w:t>
+      </w:r>
+      <w:proofErr w:type="gramStart"/>
+      <w:r>
+        <w:t>за ошибок</w:t>
+      </w:r>
+      <w:proofErr w:type="gramEnd"/>
+      <w:r>
+        <w:t xml:space="preserve"> разбора или отсутствующих полей. Поэтому в промышленной эксплуатации формат события рассматривают как формальный контракт, а его изменение — как управляемый процесс с </w:t>
       </w:r>
       <w:proofErr w:type="spellStart"/>
       <w:r>
@@ -11419,15 +11571,15 @@
       <w:pPr>
         <w:pStyle w:val="12"/>
       </w:pPr>
-      <w:bookmarkStart w:id="26" w:name="X2afd619f4037c8f098c10de89d145893c2b1193"/>
-      <w:bookmarkStart w:id="27" w:name="_Toc223280741"/>
-      <w:bookmarkEnd w:id="23"/>
+      <w:bookmarkStart w:id="26" w:name="_Toc223280741"/>
+      <w:bookmarkStart w:id="27" w:name="X2afd619f4037c8f098c10de89d145893c2b1193"/>
+      <w:bookmarkEnd w:id="24"/>
       <w:bookmarkEnd w:id="25"/>
       <w:r>
         <w:lastRenderedPageBreak/>
         <w:t>ОБРАБОТКА ПОТОКА СОБЫТИЙ</w:t>
       </w:r>
-      <w:bookmarkEnd w:id="27"/>
+      <w:bookmarkEnd w:id="26"/>
     </w:p>
     <w:p>
       <w:pPr>
@@ -11445,7 +11597,15 @@
       </w:pPr>
       <w:bookmarkStart w:id="29" w:name="общие-принципы-проектирования-api"/>
       <w:r>
-        <w:t>Поток транзакционных событий в мониторинге по сути бесконечен, поэтому для расчёта агрегатов его разбивают на оконные интервалы: окно определяет, какие события считаются вместе для метрик вроде суммы, количества, доли отказов или квантилей задержки. Большинство практических правил вида “за последние N минут” или “каждую минуту” — это разные формы оконных вычислений.</w:t>
+        <w:t xml:space="preserve">Поток транзакционных событий в </w:t>
+      </w:r>
+      <w:proofErr w:type="gramStart"/>
+      <w:r>
+        <w:t>мониторинге по сути</w:t>
+      </w:r>
+      <w:proofErr w:type="gramEnd"/>
+      <w:r>
+        <w:t xml:space="preserve"> бесконечен, поэтому для расчёта агрегатов его разбивают на оконные интервалы: окно определяет, какие события считаются вместе для метрик вроде суммы, количества, доли отказов или квантилей задержки. Большинство практических правил вида “за последние N минут” или “каждую минуту” — это разные формы оконных вычислений.</w:t>
       </w:r>
     </w:p>
     <w:p>
@@ -11649,21 +11809,29 @@
       <w:pPr>
         <w:pStyle w:val="2"/>
       </w:pPr>
-      <w:bookmarkStart w:id="30" w:name="используемые-инструменты-и-технологии"/>
-      <w:bookmarkStart w:id="31" w:name="_Toc223280743"/>
-      <w:bookmarkEnd w:id="26"/>
+      <w:bookmarkStart w:id="30" w:name="_Toc223280743"/>
+      <w:bookmarkStart w:id="31" w:name="используемые-инструменты-и-технологии"/>
+      <w:bookmarkEnd w:id="27"/>
       <w:bookmarkEnd w:id="29"/>
       <w:r>
         <w:t>Идемпотентность</w:t>
       </w:r>
-      <w:bookmarkEnd w:id="31"/>
+      <w:bookmarkEnd w:id="30"/>
     </w:p>
     <w:p>
       <w:pPr>
         <w:pStyle w:val="a1"/>
       </w:pPr>
       <w:r>
-        <w:t xml:space="preserve">В потоковой обработке “повтор события” — это нормальная ситуация, а не исключение. Сообщение может быть отправлено повторно из за сетевого сбоя, </w:t>
+        <w:t xml:space="preserve">В потоковой обработке “повтор события” — это нормальная ситуация, а не исключение. Сообщение может быть отправлено повторно </w:t>
+      </w:r>
+      <w:proofErr w:type="gramStart"/>
+      <w:r>
+        <w:t>из за</w:t>
+      </w:r>
+      <w:proofErr w:type="gramEnd"/>
+      <w:r>
+        <w:t xml:space="preserve"> сетевого сбоя, </w:t>
       </w:r>
       <w:proofErr w:type="spellStart"/>
       <w:r>
@@ -11747,7 +11915,15 @@
       </w:r>
       <w:proofErr w:type="spellEnd"/>
       <w:r>
-        <w:t xml:space="preserve"> для каждого отдельного события, а если событие пересылается повторно (например, из за сетевой ошибки), оно может иметь тот же </w:t>
+        <w:t xml:space="preserve"> для каждого отдельного события, а если событие пересылается повторно (например, </w:t>
+      </w:r>
+      <w:proofErr w:type="gramStart"/>
+      <w:r>
+        <w:t>из за</w:t>
+      </w:r>
+      <w:proofErr w:type="gramEnd"/>
+      <w:r>
+        <w:t xml:space="preserve"> сетевой ошибки), оно может иметь тот же </w:t>
       </w:r>
       <w:proofErr w:type="spellStart"/>
       <w:r>
@@ -11943,7 +12119,15 @@
       </w:r>
       <w:proofErr w:type="spellEnd"/>
       <w:r>
-        <w:t xml:space="preserve"> или пишет агрегаты во внешнюю систему, эти операции тоже должны быть идемпотентными: один и тот же сигнал не должен создаваться дважды из за повторной обработки входного события. На практике для этого </w:t>
+        <w:t xml:space="preserve"> или пишет агрегаты во внешнюю систему, эти операции тоже должны быть идемпотентными: один и тот же сигнал не должен создаваться дважды </w:t>
+      </w:r>
+      <w:proofErr w:type="gramStart"/>
+      <w:r>
+        <w:t>из за</w:t>
+      </w:r>
+      <w:proofErr w:type="gramEnd"/>
+      <w:r>
+        <w:t xml:space="preserve"> повторной обработки входного события. На практике для этого </w:t>
       </w:r>
       <w:proofErr w:type="spellStart"/>
       <w:r>
@@ -12276,7 +12460,31 @@
       </w:r>
       <w:proofErr w:type="spellEnd"/>
       <w:r>
-        <w:t xml:space="preserve"> отсутствует, при падении теряется сразу несколько классов информации. Во первых, теряются промежуточные накопления окон: счётчики и суммы могут обнулиться, из за чего следующие окна будут неполными. Во вторых, ломается </w:t>
+        <w:t xml:space="preserve"> отсутствует, при падении теряется сразу несколько классов информации. </w:t>
+      </w:r>
+      <w:proofErr w:type="gramStart"/>
+      <w:r>
+        <w:t>Во первых</w:t>
+      </w:r>
+      <w:proofErr w:type="gramEnd"/>
+      <w:r>
+        <w:t xml:space="preserve">, теряются промежуточные накопления окон: счётчики и суммы могут обнулиться, </w:t>
+      </w:r>
+      <w:proofErr w:type="gramStart"/>
+      <w:r>
+        <w:t>из за</w:t>
+      </w:r>
+      <w:proofErr w:type="gramEnd"/>
+      <w:r>
+        <w:t xml:space="preserve"> чего следующие окна будут неполными. </w:t>
+      </w:r>
+      <w:proofErr w:type="gramStart"/>
+      <w:r>
+        <w:t>Во вторых</w:t>
+      </w:r>
+      <w:proofErr w:type="gramEnd"/>
+      <w:r>
+        <w:t xml:space="preserve">, ломается </w:t>
       </w:r>
       <w:proofErr w:type="spellStart"/>
       <w:r>
@@ -12308,7 +12516,15 @@
       </w:r>
       <w:proofErr w:type="spellEnd"/>
       <w:r>
-        <w:t>. В третьих, теряется прогресс обработки: если система читает события из брокера и не фиксирует, до какого места она обработала поток, то после рестарта она либо пропустит часть событий, либо прочитает их заново. В любом случае мониторинг перестаёт быть надёжным: либо появляются “дырки”, либо появляются дубликаты.</w:t>
+        <w:t xml:space="preserve">. </w:t>
+      </w:r>
+      <w:proofErr w:type="gramStart"/>
+      <w:r>
+        <w:t>В третьих</w:t>
+      </w:r>
+      <w:proofErr w:type="gramEnd"/>
+      <w:r>
+        <w:t>, теряется прогресс обработки: если система читает события из брокера и не фиксирует, до какого места она обработала поток, то после рестарта она либо пропустит часть событий, либо прочитает их заново. В любом случае мониторинг перестаёт быть надёжным: либо появляются “дырки”, либо появляются дубликаты.</w:t>
       </w:r>
     </w:p>
     <w:p>
@@ -12324,7 +12540,15 @@
       </w:r>
       <w:proofErr w:type="spellEnd"/>
       <w:r>
-        <w:t xml:space="preserve">) входные события так, чтобы итоговое состояние и выход были корректными. В разных стрим движках механизм называется по разному, но </w:t>
+        <w:t xml:space="preserve">) входные события так, чтобы итоговое состояние и выход были корректными. В разных стрим движках механизм называется </w:t>
+      </w:r>
+      <w:proofErr w:type="gramStart"/>
+      <w:r>
+        <w:t>по разному</w:t>
+      </w:r>
+      <w:proofErr w:type="gramEnd"/>
+      <w:r>
+        <w:t xml:space="preserve">, но </w:t>
       </w:r>
       <w:r>
         <w:lastRenderedPageBreak/>
@@ -12911,7 +13135,15 @@
         <w:pStyle w:val="a1"/>
       </w:pPr>
       <w:r>
-        <w:t xml:space="preserve">Управление правилами мониторинга — вторая половина картины. Сами правила — это по сути программируемая логика, которая закономерно будет меняться: под новые схемы фрода, сезонные всплески активности, изменения процессов обработки платежей. Поэтому для правил нужны как минимум: </w:t>
+        <w:t xml:space="preserve">Управление правилами мониторинга — вторая половина картины. Сами правила — </w:t>
+      </w:r>
+      <w:proofErr w:type="gramStart"/>
+      <w:r>
+        <w:t>это по сути</w:t>
+      </w:r>
+      <w:proofErr w:type="gramEnd"/>
+      <w:r>
+        <w:t xml:space="preserve"> программируемая логика, которая закономерно будет меняться: под новые схемы фрода, сезонные всплески активности, изменения процессов обработки платежей. Поэтому для правил нужны как минимум: </w:t>
       </w:r>
       <w:proofErr w:type="spellStart"/>
       <w:r>
@@ -12919,7 +13151,15 @@
       </w:r>
       <w:proofErr w:type="spellEnd"/>
       <w:r>
-        <w:t xml:space="preserve"> (идентификатор версии, связанный с каждой конфигурацией), история изменений с указанием автора, времени и обоснования, механизм быстрого отката на предыдущую версию и безопасный процесс внесения изменений (например, через согласование или разделение ролей «кто предложил» и «кто утвердил»).</w:t>
+        <w:t xml:space="preserve"> (идентификатор версии, связанный с каждой конфигурацией), история изменений с указанием автора, времени и обоснования, механизм быстрого отката на предыдущую версию и безопасный процесс внесения изменений (например, через согласование или разделение ролей «кто предложил» и </w:t>
+      </w:r>
+      <w:proofErr w:type="gramStart"/>
+      <w:r>
+        <w:t>«</w:t>
+      </w:r>
+      <w:proofErr w:type="gramEnd"/>
+      <w:r>
+        <w:t>кто утвердил»).</w:t>
       </w:r>
     </w:p>
     <w:p>
@@ -13002,33 +13242,39 @@
       <w:pPr>
         <w:pStyle w:val="12"/>
       </w:pPr>
-      <w:bookmarkStart w:id="35" w:name="реализация-приложения"/>
-      <w:bookmarkStart w:id="36" w:name="_Toc223280747"/>
-      <w:bookmarkEnd w:id="15"/>
-      <w:bookmarkEnd w:id="30"/>
+      <w:bookmarkStart w:id="35" w:name="_Toc223280747"/>
+      <w:bookmarkStart w:id="36" w:name="реализация-приложения"/>
+      <w:bookmarkEnd w:id="16"/>
+      <w:bookmarkEnd w:id="31"/>
       <w:r>
         <w:lastRenderedPageBreak/>
         <w:t>РЕАЛИЗАЦИЯ ПРИЛОЖЕНИЯ</w:t>
       </w:r>
-      <w:bookmarkEnd w:id="36"/>
+      <w:bookmarkEnd w:id="35"/>
     </w:p>
     <w:p>
       <w:pPr>
         <w:pStyle w:val="2"/>
       </w:pPr>
-      <w:bookmarkStart w:id="37" w:name="X50f8ff0171797270657af56714ce23a3cf8dcb8"/>
-      <w:bookmarkStart w:id="38" w:name="_Toc223280748"/>
+      <w:bookmarkStart w:id="37" w:name="_Toc223280748"/>
+      <w:bookmarkStart w:id="38" w:name="X50f8ff0171797270657af56714ce23a3cf8dcb8"/>
       <w:r>
         <w:t>Техническая реализация и структура микросервисов</w:t>
       </w:r>
-      <w:bookmarkEnd w:id="38"/>
+      <w:bookmarkEnd w:id="37"/>
     </w:p>
     <w:p>
       <w:pPr>
         <w:pStyle w:val="a1"/>
       </w:pPr>
       <w:r>
-        <w:t>В данном разделе подробно описывается техническая архитектура и реализация ключевых компонентов системы микросервисов. Для иллюстрации выбран сервис управления миграциями (</w:t>
+        <w:t>В данном разделе подробно описывается техническая архитектура и реализация ключевых компонентов систем</w:t>
+      </w:r>
+      <w:r>
+        <w:t>ы</w:t>
+      </w:r>
+      <w:r>
+        <w:t>. Для иллюстрации выбран сервис управления миграциями (</w:t>
       </w:r>
       <w:proofErr w:type="spellStart"/>
       <w:r>
@@ -13144,12 +13390,12 @@
       <w:pPr>
         <w:pStyle w:val="3"/>
       </w:pPr>
-      <w:bookmarkStart w:id="40" w:name="основные-компоненты-сервиса"/>
-      <w:bookmarkStart w:id="41" w:name="_Toc223280749"/>
+      <w:bookmarkStart w:id="40" w:name="_Toc223280749"/>
+      <w:bookmarkStart w:id="41" w:name="основные-компоненты-сервиса"/>
       <w:r>
         <w:t>Основные компоненты сервиса</w:t>
       </w:r>
-      <w:bookmarkEnd w:id="41"/>
+      <w:bookmarkEnd w:id="40"/>
     </w:p>
     <w:p>
       <w:pPr>
@@ -13993,13 +14239,13 @@
       <w:pPr>
         <w:pStyle w:val="3"/>
       </w:pPr>
-      <w:bookmarkStart w:id="42" w:name="X221adf5065e4a85bb10350128025ca25198ab7d"/>
-      <w:bookmarkStart w:id="43" w:name="_Toc223280750"/>
-      <w:bookmarkEnd w:id="40"/>
+      <w:bookmarkStart w:id="42" w:name="_Toc223280750"/>
+      <w:bookmarkStart w:id="43" w:name="X221adf5065e4a85bb10350128025ca25198ab7d"/>
+      <w:bookmarkEnd w:id="41"/>
       <w:r>
         <w:t>Принадлежность компонентов слоям Чистой архитектуры</w:t>
       </w:r>
-      <w:bookmarkEnd w:id="43"/>
+      <w:bookmarkEnd w:id="42"/>
     </w:p>
     <w:p>
       <w:pPr>
@@ -14727,13 +14973,13 @@
       <w:pPr>
         <w:pStyle w:val="3"/>
       </w:pPr>
-      <w:bookmarkStart w:id="45" w:name="X6afa6b923d335f967fec73a4d686223f3c0df63"/>
-      <w:bookmarkStart w:id="46" w:name="_Toc223280751"/>
-      <w:bookmarkEnd w:id="42"/>
+      <w:bookmarkStart w:id="45" w:name="_Toc223280751"/>
+      <w:bookmarkStart w:id="46" w:name="X6afa6b923d335f967fec73a4d686223f3c0df63"/>
+      <w:bookmarkEnd w:id="43"/>
       <w:r>
         <w:t>Связь между слоями: применение внедрения зависимостей</w:t>
       </w:r>
-      <w:bookmarkEnd w:id="46"/>
+      <w:bookmarkEnd w:id="45"/>
     </w:p>
     <w:p>
       <w:pPr>
@@ -14756,7 +15002,15 @@
       </w:r>
       <w:proofErr w:type="spellEnd"/>
       <w:r>
-        <w:t>). Вместо того чтобы компоненты сами создавали или напрямую ссылались на конкретные реализации своих зависимостей, эти зависимости предоставляются им извне, обычно через конструктор. Зависимости всегда направлены внутрь, к более высоким уровням абстракции (интерфейсам) [</w:t>
+        <w:t xml:space="preserve">). Вместо того чтобы компоненты сами создавали или напрямую ссылались на конкретные реализации своих зависимостей, эти зависимости предоставляются им извне, обычно </w:t>
+      </w:r>
+      <w:proofErr w:type="gramStart"/>
+      <w:r>
+        <w:t>через конструктор</w:t>
+      </w:r>
+      <w:proofErr w:type="gramEnd"/>
+      <w:r>
+        <w:t>. Зависимости всегда направлены внутрь, к более высоким уровням абстракции (интерфейсам) [</w:t>
       </w:r>
       <w:hyperlink w:anchor="ref-Fowler2010">
         <w:r>
@@ -14838,7 +15092,15 @@
         <w:pStyle w:val="a1"/>
       </w:pPr>
       <w:r>
-        <w:t>Пример внедрения зависимости через конструктор:</w:t>
+        <w:t xml:space="preserve">Пример внедрения зависимости </w:t>
+      </w:r>
+      <w:proofErr w:type="gramStart"/>
+      <w:r>
+        <w:t>через конструктор</w:t>
+      </w:r>
+      <w:proofErr w:type="gramEnd"/>
+      <w:r>
+        <w:t>:</w:t>
       </w:r>
     </w:p>
     <w:p>
@@ -14876,6 +15138,7 @@
         <w:t>/internal/services/migrator/</w:t>
       </w:r>
       <w:proofErr w:type="spellStart"/>
+      <w:proofErr w:type="gramStart"/>
       <w:r>
         <w:rPr>
           <w:rStyle w:val="CommentTok"/>
@@ -14885,6 +15148,7 @@
         <w:t>migrator.go</w:t>
       </w:r>
       <w:proofErr w:type="spellEnd"/>
+      <w:proofErr w:type="gramEnd"/>
       <w:r>
         <w:rPr>
           <w:lang w:val="en-US"/>
@@ -14967,7 +15231,16 @@
           <w:sz w:val="21"/>
           <w:lang w:val="en-US"/>
         </w:rPr>
-        <w:t xml:space="preserve">    Get</w:t>
+        <w:t xml:space="preserve">    </w:t>
+      </w:r>
+      <w:proofErr w:type="gramStart"/>
+      <w:r>
+        <w:rPr>
+          <w:rStyle w:val="NormalTok"/>
+          <w:sz w:val="21"/>
+          <w:lang w:val="en-US"/>
+        </w:rPr>
+        <w:t>Get</w:t>
       </w:r>
       <w:r>
         <w:rPr>
@@ -14978,6 +15251,7 @@
         <w:t>(</w:t>
       </w:r>
       <w:proofErr w:type="spellStart"/>
+      <w:proofErr w:type="gramEnd"/>
       <w:r>
         <w:rPr>
           <w:rStyle w:val="NormalTok"/>
@@ -14996,6 +15270,7 @@
         <w:t xml:space="preserve"> </w:t>
       </w:r>
       <w:proofErr w:type="spellStart"/>
+      <w:proofErr w:type="gramStart"/>
       <w:r>
         <w:rPr>
           <w:rStyle w:val="NormalTok"/>
@@ -15021,6 +15296,7 @@
         <w:t>Context</w:t>
       </w:r>
       <w:proofErr w:type="spellEnd"/>
+      <w:proofErr w:type="gramEnd"/>
       <w:r>
         <w:rPr>
           <w:rStyle w:val="OperatorTok"/>
@@ -15088,6 +15364,7 @@
         <w:t>(</w:t>
       </w:r>
       <w:proofErr w:type="spellStart"/>
+      <w:proofErr w:type="gramStart"/>
       <w:r>
         <w:rPr>
           <w:rStyle w:val="NormalTok"/>
@@ -15113,6 +15390,7 @@
         <w:t>MigrationInfo</w:t>
       </w:r>
       <w:proofErr w:type="spellEnd"/>
+      <w:proofErr w:type="gramEnd"/>
       <w:r>
         <w:rPr>
           <w:rStyle w:val="OperatorTok"/>
@@ -15280,6 +15558,7 @@
         <w:t xml:space="preserve"> </w:t>
       </w:r>
       <w:proofErr w:type="spellStart"/>
+      <w:proofErr w:type="gramStart"/>
       <w:r>
         <w:rPr>
           <w:rStyle w:val="NormalTok"/>
@@ -15297,6 +15576,7 @@
         </w:rPr>
         <w:t>(</w:t>
       </w:r>
+      <w:proofErr w:type="gramEnd"/>
       <w:r>
         <w:rPr>
           <w:rStyle w:val="NormalTok"/>
@@ -15393,6 +15673,7 @@
         </w:rPr>
         <w:t>&amp;</w:t>
       </w:r>
+      <w:proofErr w:type="gramStart"/>
       <w:r>
         <w:rPr>
           <w:rStyle w:val="NormalTok"/>
@@ -15409,6 +15690,7 @@
         </w:rPr>
         <w:t>{</w:t>
       </w:r>
+      <w:proofErr w:type="gramEnd"/>
       <w:r>
         <w:rPr>
           <w:rStyle w:val="NormalTok"/>
@@ -15460,13 +15742,13 @@
       <w:pPr>
         <w:pStyle w:val="3"/>
       </w:pPr>
-      <w:bookmarkStart w:id="47" w:name="структура-кодовой-базы"/>
-      <w:bookmarkStart w:id="48" w:name="_Toc223280752"/>
-      <w:bookmarkEnd w:id="45"/>
+      <w:bookmarkStart w:id="47" w:name="_Toc223280752"/>
+      <w:bookmarkStart w:id="48" w:name="структура-кодовой-базы"/>
+      <w:bookmarkEnd w:id="46"/>
       <w:r>
         <w:t>Структура кодовой базы</w:t>
       </w:r>
-      <w:bookmarkEnd w:id="48"/>
+      <w:bookmarkEnd w:id="47"/>
     </w:p>
     <w:p>
       <w:pPr>
@@ -16605,6 +16887,7 @@
         <w:t>: каталог содержит точку входа в приложение (</w:t>
       </w:r>
       <w:proofErr w:type="spellStart"/>
+      <w:proofErr w:type="gramStart"/>
       <w:r>
         <w:rPr>
           <w:rStyle w:val="VerbatimChar"/>
@@ -16612,6 +16895,7 @@
         <w:t>main.go</w:t>
       </w:r>
       <w:proofErr w:type="spellEnd"/>
+      <w:proofErr w:type="gramEnd"/>
       <w:r>
         <w:t xml:space="preserve">). Здесь происходит инициализация всех ключевых компонентов сервиса: загрузка конфигурации, настройка системы логирования, установка соединения с базой данных, регистрация и запуск </w:t>
       </w:r>
@@ -16650,6 +16934,7 @@
         <w:t xml:space="preserve">: содержит структуры данных и логику для загрузки параметров приложения из конфигурационного файла </w:t>
       </w:r>
       <w:proofErr w:type="spellStart"/>
+      <w:proofErr w:type="gramStart"/>
       <w:r>
         <w:rPr>
           <w:rStyle w:val="VerbatimChar"/>
@@ -16657,6 +16942,7 @@
         <w:t>config.yaml</w:t>
       </w:r>
       <w:proofErr w:type="spellEnd"/>
+      <w:proofErr w:type="gramEnd"/>
       <w:r>
         <w:t>.</w:t>
       </w:r>
@@ -16670,6 +16956,7 @@
         </w:numPr>
       </w:pPr>
       <w:proofErr w:type="spellStart"/>
+      <w:proofErr w:type="gramStart"/>
       <w:r>
         <w:rPr>
           <w:rStyle w:val="VerbatimChar"/>
@@ -16677,6 +16964,7 @@
         <w:t>config.go</w:t>
       </w:r>
       <w:proofErr w:type="spellEnd"/>
+      <w:proofErr w:type="gramEnd"/>
       <w:r>
         <w:t xml:space="preserve">: определяет структуры конфигурации (например, </w:t>
       </w:r>
@@ -16712,6 +17000,7 @@
         </w:numPr>
       </w:pPr>
       <w:proofErr w:type="spellStart"/>
+      <w:proofErr w:type="gramStart"/>
       <w:r>
         <w:rPr>
           <w:rStyle w:val="VerbatimChar"/>
@@ -16719,6 +17008,7 @@
         <w:t>config.yaml</w:t>
       </w:r>
       <w:proofErr w:type="spellEnd"/>
+      <w:proofErr w:type="gramEnd"/>
       <w:r>
         <w:t>: пример конфигурационного файла, содержащего все необходимые для работы сервиса параметры (сетевые порты, учетные данные для подключения к БД и т.д.).</w:t>
       </w:r>
@@ -16797,6 +17087,7 @@
         <w:t>-файлы от Google (</w:t>
       </w:r>
       <w:proofErr w:type="spellStart"/>
+      <w:proofErr w:type="gramStart"/>
       <w:r>
         <w:rPr>
           <w:rStyle w:val="VerbatimChar"/>
@@ -16804,10 +17095,12 @@
         <w:t>annotations.proto</w:t>
       </w:r>
       <w:proofErr w:type="spellEnd"/>
+      <w:proofErr w:type="gramEnd"/>
       <w:r>
         <w:t xml:space="preserve">, </w:t>
       </w:r>
       <w:proofErr w:type="spellStart"/>
+      <w:proofErr w:type="gramStart"/>
       <w:r>
         <w:rPr>
           <w:rStyle w:val="VerbatimChar"/>
@@ -16815,10 +17108,12 @@
         <w:t>http.proto</w:t>
       </w:r>
       <w:proofErr w:type="spellEnd"/>
+      <w:proofErr w:type="gramEnd"/>
       <w:r>
         <w:t xml:space="preserve">, </w:t>
       </w:r>
       <w:proofErr w:type="spellStart"/>
+      <w:proofErr w:type="gramStart"/>
       <w:r>
         <w:rPr>
           <w:rStyle w:val="VerbatimChar"/>
@@ -16826,6 +17121,7 @@
         <w:t>httpbody.proto</w:t>
       </w:r>
       <w:proofErr w:type="spellEnd"/>
+      <w:proofErr w:type="gramEnd"/>
       <w:r>
         <w:t xml:space="preserve">), используемые для расширенного аннотирования </w:t>
       </w:r>
@@ -16873,6 +17169,7 @@
         </w:numPr>
       </w:pPr>
       <w:proofErr w:type="spellStart"/>
+      <w:proofErr w:type="gramStart"/>
       <w:r>
         <w:rPr>
           <w:rStyle w:val="VerbatimChar"/>
@@ -16881,6 +17178,7 @@
         <w:t>migrator.proto</w:t>
       </w:r>
       <w:proofErr w:type="spellEnd"/>
+      <w:proofErr w:type="gramEnd"/>
       <w:r>
         <w:t xml:space="preserve">: основной </w:t>
       </w:r>
@@ -16910,11 +17208,19 @@
         </w:numPr>
       </w:pPr>
       <w:proofErr w:type="spellStart"/>
-      <w:r>
-        <w:rPr>
-          <w:rStyle w:val="VerbatimChar"/>
-        </w:rPr>
-        <w:t>migrator.swagger.json</w:t>
+      <w:proofErr w:type="gramStart"/>
+      <w:r>
+        <w:rPr>
+          <w:rStyle w:val="VerbatimChar"/>
+        </w:rPr>
+        <w:t>migrator.swagger</w:t>
+      </w:r>
+      <w:proofErr w:type="gramEnd"/>
+      <w:r>
+        <w:rPr>
+          <w:rStyle w:val="VerbatimChar"/>
+        </w:rPr>
+        <w:t>.json</w:t>
       </w:r>
       <w:proofErr w:type="spellEnd"/>
       <w:r>
@@ -16937,6 +17243,7 @@
         <w:t xml:space="preserve">) на основе </w:t>
       </w:r>
       <w:proofErr w:type="spellStart"/>
+      <w:proofErr w:type="gramStart"/>
       <w:r>
         <w:rPr>
           <w:rStyle w:val="VerbatimChar"/>
@@ -16944,6 +17251,7 @@
         <w:t>migrator.proto</w:t>
       </w:r>
       <w:proofErr w:type="spellEnd"/>
+      <w:proofErr w:type="gramEnd"/>
       <w:r>
         <w:t xml:space="preserve">, предназначенный для документирования и тестирования REST API, предоставляемого через </w:t>
       </w:r>
@@ -17038,6 +17346,7 @@
         <w:t xml:space="preserve">-спецификации </w:t>
       </w:r>
       <w:proofErr w:type="spellStart"/>
+      <w:proofErr w:type="gramStart"/>
       <w:r>
         <w:rPr>
           <w:rStyle w:val="VerbatimChar"/>
@@ -17045,6 +17354,7 @@
         <w:t>migrator.proto</w:t>
       </w:r>
       <w:proofErr w:type="spellEnd"/>
+      <w:proofErr w:type="gramEnd"/>
       <w:r>
         <w:t>.</w:t>
       </w:r>
@@ -17062,9 +17372,17 @@
         <w:rPr>
           <w:rStyle w:val="VerbatimChar"/>
         </w:rPr>
-        <w:t>migrator.pb.go</w:t>
-      </w:r>
-      <w:proofErr w:type="spellEnd"/>
+        <w:t>migrator.</w:t>
+      </w:r>
+      <w:proofErr w:type="gramStart"/>
+      <w:r>
+        <w:rPr>
+          <w:rStyle w:val="VerbatimChar"/>
+        </w:rPr>
+        <w:t>pb.go</w:t>
+      </w:r>
+      <w:proofErr w:type="spellEnd"/>
+      <w:proofErr w:type="gramEnd"/>
       <w:r>
         <w:t xml:space="preserve">: сгенерированный код из </w:t>
       </w:r>
@@ -17086,6 +17404,7 @@
         </w:numPr>
       </w:pPr>
       <w:proofErr w:type="spellStart"/>
+      <w:proofErr w:type="gramStart"/>
       <w:r>
         <w:rPr>
           <w:rStyle w:val="VerbatimChar"/>
@@ -17093,6 +17412,7 @@
         <w:t>migrator.pb.gw.go</w:t>
       </w:r>
       <w:proofErr w:type="spellEnd"/>
+      <w:proofErr w:type="gramEnd"/>
       <w:r>
         <w:t xml:space="preserve">: сгенерированный код для </w:t>
       </w:r>
@@ -17126,9 +17446,17 @@
         <w:rPr>
           <w:rStyle w:val="VerbatimChar"/>
         </w:rPr>
-        <w:t>migrator_grpc.pb.go</w:t>
-      </w:r>
-      <w:proofErr w:type="spellEnd"/>
+        <w:t>migrator_grpc.</w:t>
+      </w:r>
+      <w:proofErr w:type="gramStart"/>
+      <w:r>
+        <w:rPr>
+          <w:rStyle w:val="VerbatimChar"/>
+        </w:rPr>
+        <w:t>pb.go</w:t>
+      </w:r>
+      <w:proofErr w:type="spellEnd"/>
+      <w:proofErr w:type="gramEnd"/>
       <w:r>
         <w:t xml:space="preserve">: сгенерированный код, содержащий интерфейсы и реализации </w:t>
       </w:r>
@@ -17176,6 +17504,7 @@
         </w:numPr>
       </w:pPr>
       <w:proofErr w:type="spellStart"/>
+      <w:proofErr w:type="gramStart"/>
       <w:r>
         <w:rPr>
           <w:rStyle w:val="VerbatimChar"/>
@@ -17183,6 +17512,7 @@
         <w:t>global.go</w:t>
       </w:r>
       <w:proofErr w:type="spellEnd"/>
+      <w:proofErr w:type="gramEnd"/>
       <w:r>
         <w:t>: инициализация и управление глобальным экземпляром логгера.</w:t>
       </w:r>
@@ -17196,6 +17526,7 @@
         </w:numPr>
       </w:pPr>
       <w:proofErr w:type="spellStart"/>
+      <w:proofErr w:type="gramStart"/>
       <w:r>
         <w:rPr>
           <w:rStyle w:val="VerbatimChar"/>
@@ -17203,6 +17534,7 @@
         <w:t>logger.go</w:t>
       </w:r>
       <w:proofErr w:type="spellEnd"/>
+      <w:proofErr w:type="gramEnd"/>
       <w:r>
         <w:t xml:space="preserve">: реализация структурированного логгера, использующего, например, библиотеку </w:t>
       </w:r>
@@ -17258,6 +17590,7 @@
         </w:numPr>
       </w:pPr>
       <w:proofErr w:type="spellStart"/>
+      <w:proofErr w:type="gramStart"/>
       <w:r>
         <w:rPr>
           <w:rStyle w:val="VerbatimChar"/>
@@ -17265,6 +17598,7 @@
         <w:t>options.go</w:t>
       </w:r>
       <w:proofErr w:type="spellEnd"/>
+      <w:proofErr w:type="gramEnd"/>
       <w:r>
         <w:t>: структуры и функции для определения параметров подключения к БД.</w:t>
       </w:r>
@@ -17278,6 +17612,7 @@
         </w:numPr>
       </w:pPr>
       <w:proofErr w:type="spellStart"/>
+      <w:proofErr w:type="gramStart"/>
       <w:r>
         <w:rPr>
           <w:rStyle w:val="VerbatimChar"/>
@@ -17285,6 +17620,7 @@
         <w:t>postgres.go</w:t>
       </w:r>
       <w:proofErr w:type="spellEnd"/>
+      <w:proofErr w:type="gramEnd"/>
       <w:r>
         <w:t xml:space="preserve">: реализация пула соединений и базовых методов взаимодействия с </w:t>
       </w:r>
@@ -17484,6 +17820,7 @@
         </w:numPr>
       </w:pPr>
       <w:proofErr w:type="spellStart"/>
+      <w:proofErr w:type="gramStart"/>
       <w:r>
         <w:rPr>
           <w:rStyle w:val="VerbatimChar"/>
@@ -17491,6 +17828,7 @@
         <w:t>server.go</w:t>
       </w:r>
       <w:proofErr w:type="spellEnd"/>
+      <w:proofErr w:type="gramEnd"/>
       <w:r>
         <w:t xml:space="preserve">: имплементация интерфейсов </w:t>
       </w:r>
@@ -17566,6 +17904,7 @@
         <w:t>: реализация репозитория для инфраструктурных операций инициализации схемы базы данных (</w:t>
       </w:r>
       <w:proofErr w:type="spellStart"/>
+      <w:proofErr w:type="gramStart"/>
       <w:r>
         <w:rPr>
           <w:rStyle w:val="VerbatimChar"/>
@@ -17573,6 +17912,7 @@
         <w:t>initer.go</w:t>
       </w:r>
       <w:proofErr w:type="spellEnd"/>
+      <w:proofErr w:type="gramEnd"/>
       <w:r>
         <w:t>).</w:t>
       </w:r>
@@ -17603,6 +17943,7 @@
         <w:t>: реализация репозитория для выполнения CRUD-операций над сущностью “миграция” (</w:t>
       </w:r>
       <w:proofErr w:type="spellStart"/>
+      <w:proofErr w:type="gramStart"/>
       <w:r>
         <w:rPr>
           <w:rStyle w:val="VerbatimChar"/>
@@ -17610,6 +17951,7 @@
         <w:t>migration.go</w:t>
       </w:r>
       <w:proofErr w:type="spellEnd"/>
+      <w:proofErr w:type="gramEnd"/>
       <w:r>
         <w:t>), взаимодействующая непосредственно с базой данных.</w:t>
       </w:r>
@@ -17649,6 +17991,7 @@
         </w:numPr>
       </w:pPr>
       <w:proofErr w:type="spellStart"/>
+      <w:proofErr w:type="gramStart"/>
       <w:r>
         <w:rPr>
           <w:rStyle w:val="VerbatimChar"/>
@@ -17656,6 +17999,7 @@
         <w:t>migration.go</w:t>
       </w:r>
       <w:proofErr w:type="spellEnd"/>
+      <w:proofErr w:type="gramEnd"/>
       <w:r>
         <w:t xml:space="preserve">: определения структур данных </w:t>
       </w:r>
@@ -17751,6 +18095,7 @@
         <w:t>: сервис, ответственный за координацию процесса начальной инициализации базы данных (</w:t>
       </w:r>
       <w:proofErr w:type="spellStart"/>
+      <w:proofErr w:type="gramStart"/>
       <w:r>
         <w:rPr>
           <w:rStyle w:val="VerbatimChar"/>
@@ -17758,6 +18103,7 @@
         <w:t>initializer.go</w:t>
       </w:r>
       <w:proofErr w:type="spellEnd"/>
+      <w:proofErr w:type="gramEnd"/>
       <w:r>
         <w:t>), используя соответствующий репозиторий.</w:t>
       </w:r>
@@ -17788,6 +18134,7 @@
         <w:t>: основной сервис, реализующий главные сценарии использования приложения, такие как применение, откат и получение статуса миграций (</w:t>
       </w:r>
       <w:proofErr w:type="spellStart"/>
+      <w:proofErr w:type="gramStart"/>
       <w:r>
         <w:rPr>
           <w:rStyle w:val="VerbatimChar"/>
@@ -17795,6 +18142,7 @@
         <w:t>migrator.go</w:t>
       </w:r>
       <w:proofErr w:type="spellEnd"/>
+      <w:proofErr w:type="gramEnd"/>
       <w:r>
         <w:t>). Он зависит от интерфейсов репозиториев, а не от их конкретных реализаций.</w:t>
       </w:r>
@@ -18021,25 +18369,25 @@
       <w:pPr>
         <w:pStyle w:val="2"/>
       </w:pPr>
-      <w:bookmarkStart w:id="49" w:name="ключевые-технические-решения"/>
-      <w:bookmarkStart w:id="50" w:name="_Toc223280753"/>
-      <w:bookmarkEnd w:id="37"/>
-      <w:bookmarkEnd w:id="47"/>
+      <w:bookmarkStart w:id="49" w:name="_Toc223280753"/>
+      <w:bookmarkStart w:id="50" w:name="ключевые-технические-решения"/>
+      <w:bookmarkEnd w:id="38"/>
+      <w:bookmarkEnd w:id="48"/>
       <w:r>
         <w:t>Ключевые технические решения</w:t>
       </w:r>
-      <w:bookmarkEnd w:id="50"/>
+      <w:bookmarkEnd w:id="49"/>
     </w:p>
     <w:p>
       <w:pPr>
         <w:pStyle w:val="3"/>
       </w:pPr>
-      <w:bookmarkStart w:id="51" w:name="подход-api-first"/>
-      <w:bookmarkStart w:id="52" w:name="_Toc223280754"/>
+      <w:bookmarkStart w:id="51" w:name="_Toc223280754"/>
+      <w:bookmarkStart w:id="52" w:name="подход-api-first"/>
       <w:r>
         <w:t>Подход API First</w:t>
       </w:r>
-      <w:bookmarkEnd w:id="52"/>
+      <w:bookmarkEnd w:id="51"/>
     </w:p>
     <w:p>
       <w:pPr>
@@ -18090,6 +18438,7 @@
           <w:numId w:val="34"/>
         </w:numPr>
       </w:pPr>
+      <w:proofErr w:type="gramStart"/>
       <w:r>
         <w:t xml:space="preserve">Файлы </w:t>
       </w:r>
@@ -18107,6 +18456,7 @@
         <w:t>proto</w:t>
       </w:r>
       <w:proofErr w:type="spellEnd"/>
+      <w:proofErr w:type="gramEnd"/>
       <w:r>
         <w:t xml:space="preserve"> предоставляют однозначное описание API, что устраняет неопределённости и упрощает понимание системы.</w:t>
       </w:r>
@@ -18136,7 +18486,11 @@
       </w:r>
       <w:proofErr w:type="spellEnd"/>
       <w:r>
-        <w:t xml:space="preserve">) на основе </w:t>
+        <w:t xml:space="preserve">) на </w:t>
+      </w:r>
+      <w:proofErr w:type="gramStart"/>
+      <w:r>
+        <w:t xml:space="preserve">основе </w:t>
       </w:r>
       <w:r>
         <w:rPr>
@@ -18152,15 +18506,24 @@
         <w:t>proto</w:t>
       </w:r>
       <w:proofErr w:type="spellEnd"/>
+      <w:proofErr w:type="gramEnd"/>
       <w:r>
         <w:t xml:space="preserve"> файлов обеспечивает актуальное и детализированное представление всех конечных точек. В проекте файл </w:t>
       </w:r>
       <w:proofErr w:type="spellStart"/>
-      <w:r>
-        <w:rPr>
-          <w:rStyle w:val="VerbatimChar"/>
-        </w:rPr>
-        <w:t>migrator.swagger.json</w:t>
+      <w:proofErr w:type="gramStart"/>
+      <w:r>
+        <w:rPr>
+          <w:rStyle w:val="VerbatimChar"/>
+        </w:rPr>
+        <w:t>migrator.swagger</w:t>
+      </w:r>
+      <w:proofErr w:type="gramEnd"/>
+      <w:r>
+        <w:rPr>
+          <w:rStyle w:val="VerbatimChar"/>
+        </w:rPr>
+        <w:t>.json</w:t>
       </w:r>
       <w:proofErr w:type="spellEnd"/>
       <w:r>
@@ -18196,7 +18559,11 @@
         </w:numPr>
       </w:pPr>
       <w:r>
-        <w:t xml:space="preserve">Генерация кода из </w:t>
+        <w:t xml:space="preserve">Генерация кода </w:t>
+      </w:r>
+      <w:proofErr w:type="gramStart"/>
+      <w:r>
+        <w:t xml:space="preserve">из </w:t>
       </w:r>
       <w:r>
         <w:rPr>
@@ -18212,6 +18579,7 @@
         <w:t>proto</w:t>
       </w:r>
       <w:proofErr w:type="spellEnd"/>
+      <w:proofErr w:type="gramEnd"/>
       <w:r>
         <w:t xml:space="preserve"> файлов сокращает время на создание стандартных элементов (например, структур данных и </w:t>
       </w:r>
@@ -18322,7 +18690,11 @@
         </w:numPr>
       </w:pPr>
       <w:r>
-        <w:t xml:space="preserve">HTTP-шлюз, сгенерированный из тех же </w:t>
+        <w:t xml:space="preserve">HTTP-шлюз, сгенерированный из тех </w:t>
+      </w:r>
+      <w:proofErr w:type="gramStart"/>
+      <w:r>
+        <w:t xml:space="preserve">же </w:t>
       </w:r>
       <w:r>
         <w:rPr>
@@ -18338,6 +18710,7 @@
         <w:t>proto</w:t>
       </w:r>
       <w:proofErr w:type="spellEnd"/>
+      <w:proofErr w:type="gramEnd"/>
       <w:r>
         <w:t xml:space="preserve"> файлов, предоставляет </w:t>
       </w:r>
@@ -18398,11 +18771,19 @@
         <w:t xml:space="preserve">) служит актуальным источником информации для дальнейшей интеграции в сложные инфраструктуры. В проекте файл </w:t>
       </w:r>
       <w:proofErr w:type="spellStart"/>
-      <w:r>
-        <w:rPr>
-          <w:rStyle w:val="VerbatimChar"/>
-        </w:rPr>
-        <w:t>migrator.swagger.json</w:t>
+      <w:proofErr w:type="gramStart"/>
+      <w:r>
+        <w:rPr>
+          <w:rStyle w:val="VerbatimChar"/>
+        </w:rPr>
+        <w:t>migrator.swagger</w:t>
+      </w:r>
+      <w:proofErr w:type="gramEnd"/>
+      <w:r>
+        <w:rPr>
+          <w:rStyle w:val="VerbatimChar"/>
+        </w:rPr>
+        <w:t>.json</w:t>
       </w:r>
       <w:proofErr w:type="spellEnd"/>
       <w:r>
@@ -18438,7 +18819,11 @@
         </w:numPr>
       </w:pPr>
       <w:r>
-        <w:t xml:space="preserve">Определение структур данных и методов в </w:t>
+        <w:t xml:space="preserve">Определение структур данных и методов </w:t>
+      </w:r>
+      <w:proofErr w:type="gramStart"/>
+      <w:r>
+        <w:t xml:space="preserve">в </w:t>
       </w:r>
       <w:r>
         <w:rPr>
@@ -18454,6 +18839,7 @@
         <w:t>proto</w:t>
       </w:r>
       <w:proofErr w:type="spellEnd"/>
+      <w:proofErr w:type="gramEnd"/>
       <w:r>
         <w:t xml:space="preserve"> файлах способствует единообразию, что упрощает повторное использование компонентов в других сервисах или проектах.</w:t>
       </w:r>
@@ -18473,7 +18859,11 @@
         <w:pStyle w:val="a1"/>
       </w:pPr>
       <w:r>
-        <w:t xml:space="preserve">Применение подхода API First было обусловлено его способностью заложить прочный фундамент для разработки на ранних этапах. Чёткое определение API в виде </w:t>
+        <w:t xml:space="preserve">Применение подхода API First было обусловлено его способностью заложить прочный фундамент для разработки на ранних этапах. Чёткое определение API в </w:t>
+      </w:r>
+      <w:proofErr w:type="gramStart"/>
+      <w:r>
+        <w:t xml:space="preserve">виде </w:t>
       </w:r>
       <w:r>
         <w:rPr>
@@ -18489,6 +18879,7 @@
         <w:t>proto</w:t>
       </w:r>
       <w:proofErr w:type="spellEnd"/>
+      <w:proofErr w:type="gramEnd"/>
       <w:r>
         <w:t xml:space="preserve"> файлов позволило установить строгие и прозрачные стандарты взаимодействия, исключающие неоднозначности. Решение способствовало созданию устойчивого и предсказуемого API, что имеет критическое значение для микросервисных систем с регламентированным взаимодействием между компонентами.</w:t>
       </w:r>
@@ -18519,6 +18910,7 @@
         <w:t xml:space="preserve"> (</w:t>
       </w:r>
       <w:proofErr w:type="spellStart"/>
+      <w:proofErr w:type="gramStart"/>
       <w:r>
         <w:rPr>
           <w:rStyle w:val="VerbatimChar"/>
@@ -18526,6 +18918,7 @@
         <w:t>migrator.proto</w:t>
       </w:r>
       <w:proofErr w:type="spellEnd"/>
+      <w:proofErr w:type="gramEnd"/>
       <w:r>
         <w:t>). В нём были определены структуры данных (сообщения) и методы сервиса адаптера (</w:t>
       </w:r>
@@ -18649,11 +19042,19 @@
         <w:t xml:space="preserve"> (</w:t>
       </w:r>
       <w:proofErr w:type="spellStart"/>
-      <w:r>
-        <w:rPr>
-          <w:rStyle w:val="VerbatimChar"/>
-        </w:rPr>
-        <w:t>migrator.swagger.json</w:t>
+      <w:proofErr w:type="gramStart"/>
+      <w:r>
+        <w:rPr>
+          <w:rStyle w:val="VerbatimChar"/>
+        </w:rPr>
+        <w:t>migrator.swagger</w:t>
+      </w:r>
+      <w:proofErr w:type="gramEnd"/>
+      <w:r>
+        <w:rPr>
+          <w:rStyle w:val="VerbatimChar"/>
+        </w:rPr>
+        <w:t>.json</w:t>
       </w:r>
       <w:proofErr w:type="spellEnd"/>
       <w:r>
@@ -18688,14 +19089,14 @@
       <w:pPr>
         <w:pStyle w:val="3"/>
       </w:pPr>
-      <w:bookmarkStart w:id="56" w:name="передача-транзакции-через-контекст"/>
-      <w:bookmarkStart w:id="57" w:name="_Toc223280755"/>
-      <w:bookmarkEnd w:id="51"/>
+      <w:bookmarkStart w:id="56" w:name="_Toc223280755"/>
+      <w:bookmarkStart w:id="57" w:name="передача-транзакции-через-контекст"/>
+      <w:bookmarkEnd w:id="52"/>
       <w:bookmarkEnd w:id="55"/>
       <w:r>
         <w:t>Передача транзакции через контекст</w:t>
       </w:r>
-      <w:bookmarkEnd w:id="57"/>
+      <w:bookmarkEnd w:id="56"/>
     </w:p>
     <w:p>
       <w:pPr>
@@ -18722,6 +19123,7 @@
         <w:t xml:space="preserve">Основа механизма, использование объекта </w:t>
       </w:r>
       <w:proofErr w:type="spellStart"/>
+      <w:proofErr w:type="gramStart"/>
       <w:r>
         <w:rPr>
           <w:rStyle w:val="VerbatimChar"/>
@@ -18729,6 +19131,7 @@
         <w:t>context.Context</w:t>
       </w:r>
       <w:proofErr w:type="spellEnd"/>
+      <w:proofErr w:type="gramEnd"/>
       <w:r>
         <w:t xml:space="preserve"> для передачи активной транзакции между уровнями приложения – от бизнес-логики до репозитория.</w:t>
       </w:r>
@@ -20203,6 +20606,7 @@
         <w:t>ctx</w:t>
       </w:r>
       <w:proofErr w:type="spellEnd"/>
+      <w:proofErr w:type="gramStart"/>
       <w:r>
         <w:rPr>
           <w:rStyle w:val="VerbatimChar"/>
@@ -20217,6 +20621,7 @@
         <w:t>Begin</w:t>
       </w:r>
       <w:proofErr w:type="spellEnd"/>
+      <w:proofErr w:type="gramEnd"/>
       <w:r>
         <w:rPr>
           <w:rStyle w:val="VerbatimChar"/>
@@ -20253,6 +20658,7 @@
         <w:t xml:space="preserve">Объект транзакции </w:t>
       </w:r>
       <w:proofErr w:type="spellStart"/>
+      <w:proofErr w:type="gramStart"/>
       <w:r>
         <w:rPr>
           <w:rStyle w:val="VerbatimChar"/>
@@ -20260,6 +20666,7 @@
         <w:t>pgx.Tx</w:t>
       </w:r>
       <w:proofErr w:type="spellEnd"/>
+      <w:proofErr w:type="gramEnd"/>
       <w:r>
         <w:t xml:space="preserve"> помещается в контекст </w:t>
       </w:r>
@@ -20275,6 +20682,7 @@
         <w:t xml:space="preserve"> с использованием приватного ключа </w:t>
       </w:r>
       <w:proofErr w:type="spellStart"/>
+      <w:proofErr w:type="gramStart"/>
       <w:r>
         <w:rPr>
           <w:rStyle w:val="VerbatimChar"/>
@@ -20286,7 +20694,14 @@
         <w:rPr>
           <w:rStyle w:val="VerbatimChar"/>
         </w:rPr>
-        <w:t>{}</w:t>
+        <w:t>{</w:t>
+      </w:r>
+      <w:proofErr w:type="gramEnd"/>
+      <w:r>
+        <w:rPr>
+          <w:rStyle w:val="VerbatimChar"/>
+        </w:rPr>
+        <w:t>}</w:t>
       </w:r>
       <w:r>
         <w:t xml:space="preserve">. Обновленный контекст передается в функцию </w:t>
@@ -20454,7 +20869,15 @@
           <w:rStyle w:val="NormalTok"/>
           <w:sz w:val="21"/>
         </w:rPr>
-        <w:t xml:space="preserve"> Do</w:t>
+        <w:t xml:space="preserve"> </w:t>
+      </w:r>
+      <w:proofErr w:type="gramStart"/>
+      <w:r>
+        <w:rPr>
+          <w:rStyle w:val="NormalTok"/>
+          <w:sz w:val="21"/>
+        </w:rPr>
+        <w:t>Do</w:t>
       </w:r>
       <w:r>
         <w:rPr>
@@ -20464,6 +20887,7 @@
         <w:t>(</w:t>
       </w:r>
       <w:proofErr w:type="spellStart"/>
+      <w:proofErr w:type="gramEnd"/>
       <w:r>
         <w:rPr>
           <w:rStyle w:val="NormalTok"/>
@@ -20480,6 +20904,7 @@
         <w:t xml:space="preserve"> </w:t>
       </w:r>
       <w:proofErr w:type="spellStart"/>
+      <w:proofErr w:type="gramStart"/>
       <w:r>
         <w:rPr>
           <w:rStyle w:val="NormalTok"/>
@@ -20502,6 +20927,7 @@
         <w:t>Context</w:t>
       </w:r>
       <w:proofErr w:type="spellEnd"/>
+      <w:proofErr w:type="gramEnd"/>
       <w:r>
         <w:rPr>
           <w:rStyle w:val="OperatorTok"/>
@@ -20573,6 +20999,7 @@
         <w:t xml:space="preserve"> </w:t>
       </w:r>
       <w:proofErr w:type="spellStart"/>
+      <w:proofErr w:type="gramStart"/>
       <w:r>
         <w:rPr>
           <w:rStyle w:val="NormalTok"/>
@@ -20593,7 +21020,15 @@
           <w:rStyle w:val="OperatorTok"/>
           <w:sz w:val="21"/>
         </w:rPr>
-        <w:t>:=</w:t>
+        <w:t>:</w:t>
+      </w:r>
+      <w:proofErr w:type="gramEnd"/>
+      <w:r>
+        <w:rPr>
+          <w:rStyle w:val="OperatorTok"/>
+          <w:sz w:val="21"/>
+        </w:rPr>
+        <w:t>=</w:t>
       </w:r>
       <w:r>
         <w:rPr>
@@ -20603,6 +21038,7 @@
         <w:t xml:space="preserve"> </w:t>
       </w:r>
       <w:proofErr w:type="spellStart"/>
+      <w:proofErr w:type="gramStart"/>
       <w:r>
         <w:rPr>
           <w:rStyle w:val="NormalTok"/>
@@ -20625,6 +21061,7 @@
         <w:t>Value</w:t>
       </w:r>
       <w:proofErr w:type="spellEnd"/>
+      <w:proofErr w:type="gramEnd"/>
       <w:r>
         <w:rPr>
           <w:rStyle w:val="OperatorTok"/>
@@ -20646,7 +21083,15 @@
           <w:rStyle w:val="OperatorTok"/>
           <w:sz w:val="21"/>
         </w:rPr>
-        <w:t>{}).(</w:t>
+        <w:t>{}</w:t>
+      </w:r>
+      <w:proofErr w:type="gramStart"/>
+      <w:r>
+        <w:rPr>
+          <w:rStyle w:val="OperatorTok"/>
+          <w:sz w:val="21"/>
+        </w:rPr>
+        <w:t>).(</w:t>
       </w:r>
       <w:proofErr w:type="spellStart"/>
       <w:r>
@@ -20671,6 +21116,7 @@
         <w:t>Tx</w:t>
       </w:r>
       <w:proofErr w:type="spellEnd"/>
+      <w:proofErr w:type="gramEnd"/>
       <w:r>
         <w:rPr>
           <w:rStyle w:val="OperatorTok"/>
@@ -20773,6 +21219,7 @@
         </w:rPr>
         <w:t xml:space="preserve"> </w:t>
       </w:r>
+      <w:proofErr w:type="gramStart"/>
       <w:r>
         <w:rPr>
           <w:rStyle w:val="OperatorTok"/>
@@ -20792,7 +21239,15 @@
           <w:rStyle w:val="CommentTok"/>
           <w:sz w:val="21"/>
         </w:rPr>
-        <w:t>// Проверка наличия и валидности транзакции в контексте</w:t>
+        <w:t>/</w:t>
+      </w:r>
+      <w:proofErr w:type="gramEnd"/>
+      <w:r>
+        <w:rPr>
+          <w:rStyle w:val="CommentTok"/>
+          <w:sz w:val="21"/>
+        </w:rPr>
+        <w:t>/ Проверка наличия и валидности транзакции в контексте</w:t>
       </w:r>
       <w:r>
         <w:br/>
@@ -20837,64 +21292,75 @@
           <w:rStyle w:val="NormalTok"/>
           <w:sz w:val="21"/>
         </w:rPr>
+        <w:t xml:space="preserve">  </w:t>
+      </w:r>
+      <w:proofErr w:type="gramStart"/>
+      <w:r>
+        <w:rPr>
+          <w:rStyle w:val="NormalTok"/>
+          <w:sz w:val="21"/>
+        </w:rPr>
+        <w:t xml:space="preserve">  </w:t>
+      </w:r>
+      <w:r>
+        <w:rPr>
+          <w:rStyle w:val="OperatorTok"/>
+          <w:sz w:val="21"/>
+        </w:rPr>
+        <w:t>}</w:t>
+      </w:r>
+      <w:proofErr w:type="gramEnd"/>
+      <w:r>
+        <w:br/>
+      </w:r>
+      <w:r>
+        <w:rPr>
+          <w:rStyle w:val="NormalTok"/>
+          <w:sz w:val="21"/>
+        </w:rPr>
         <w:t xml:space="preserve">    </w:t>
       </w:r>
+      <w:proofErr w:type="spellStart"/>
+      <w:r>
+        <w:rPr>
+          <w:rStyle w:val="ControlFlowTok"/>
+          <w:sz w:val="21"/>
+        </w:rPr>
+        <w:t>return</w:t>
+      </w:r>
+      <w:proofErr w:type="spellEnd"/>
+      <w:r>
+        <w:rPr>
+          <w:rStyle w:val="NormalTok"/>
+          <w:sz w:val="21"/>
+        </w:rPr>
+        <w:t xml:space="preserve"> </w:t>
+      </w:r>
+      <w:proofErr w:type="spellStart"/>
+      <w:proofErr w:type="gramStart"/>
+      <w:r>
+        <w:rPr>
+          <w:rStyle w:val="NormalTok"/>
+          <w:sz w:val="21"/>
+        </w:rPr>
+        <w:t>r</w:t>
+      </w:r>
       <w:r>
         <w:rPr>
           <w:rStyle w:val="OperatorTok"/>
           <w:sz w:val="21"/>
         </w:rPr>
-        <w:t>}</w:t>
-      </w:r>
-      <w:r>
-        <w:br/>
+        <w:t>.</w:t>
       </w:r>
       <w:r>
         <w:rPr>
           <w:rStyle w:val="NormalTok"/>
           <w:sz w:val="21"/>
         </w:rPr>
-        <w:t xml:space="preserve">    </w:t>
-      </w:r>
-      <w:proofErr w:type="spellStart"/>
-      <w:r>
-        <w:rPr>
-          <w:rStyle w:val="ControlFlowTok"/>
-          <w:sz w:val="21"/>
-        </w:rPr>
-        <w:t>return</w:t>
-      </w:r>
-      <w:proofErr w:type="spellEnd"/>
-      <w:r>
-        <w:rPr>
-          <w:rStyle w:val="NormalTok"/>
-          <w:sz w:val="21"/>
-        </w:rPr>
-        <w:t xml:space="preserve"> </w:t>
-      </w:r>
-      <w:proofErr w:type="spellStart"/>
-      <w:r>
-        <w:rPr>
-          <w:rStyle w:val="NormalTok"/>
-          <w:sz w:val="21"/>
-        </w:rPr>
-        <w:t>r</w:t>
-      </w:r>
-      <w:r>
-        <w:rPr>
-          <w:rStyle w:val="OperatorTok"/>
-          <w:sz w:val="21"/>
-        </w:rPr>
-        <w:t>.</w:t>
-      </w:r>
-      <w:r>
-        <w:rPr>
-          <w:rStyle w:val="NormalTok"/>
-          <w:sz w:val="21"/>
-        </w:rPr>
         <w:t>conn</w:t>
       </w:r>
       <w:proofErr w:type="spellEnd"/>
+      <w:proofErr w:type="gramEnd"/>
       <w:r>
         <w:rPr>
           <w:rStyle w:val="NormalTok"/>
@@ -20964,6 +21430,7 @@
         <w:t xml:space="preserve"> проверяет наличие объекта транзакции в контексте по ключу </w:t>
       </w:r>
       <w:proofErr w:type="spellStart"/>
+      <w:proofErr w:type="gramStart"/>
       <w:r>
         <w:rPr>
           <w:rStyle w:val="VerbatimChar"/>
@@ -20975,7 +21442,14 @@
         <w:rPr>
           <w:rStyle w:val="VerbatimChar"/>
         </w:rPr>
-        <w:t>{}</w:t>
+        <w:t>{</w:t>
+      </w:r>
+      <w:proofErr w:type="gramEnd"/>
+      <w:r>
+        <w:rPr>
+          <w:rStyle w:val="VerbatimChar"/>
+        </w:rPr>
+        <w:t>}</w:t>
       </w:r>
       <w:r>
         <w:t>.</w:t>
@@ -20993,6 +21467,7 @@
         <w:t xml:space="preserve">Если транзакция найдена и валидна, возвращается объект </w:t>
       </w:r>
       <w:proofErr w:type="spellStart"/>
+      <w:proofErr w:type="gramStart"/>
       <w:r>
         <w:rPr>
           <w:rStyle w:val="VerbatimChar"/>
@@ -21000,6 +21475,7 @@
         <w:t>pgx.Tx</w:t>
       </w:r>
       <w:proofErr w:type="spellEnd"/>
+      <w:proofErr w:type="gramEnd"/>
       <w:r>
         <w:t xml:space="preserve">, реализующий интерфейс </w:t>
       </w:r>
@@ -21027,6 +21503,7 @@
         <w:t xml:space="preserve">В противном случае возвращается основное соединение с базой данных </w:t>
       </w:r>
       <w:proofErr w:type="spellStart"/>
+      <w:proofErr w:type="gramStart"/>
       <w:r>
         <w:rPr>
           <w:rStyle w:val="VerbatimChar"/>
@@ -21034,6 +21511,7 @@
         <w:t>r.conn</w:t>
       </w:r>
       <w:proofErr w:type="spellEnd"/>
+      <w:proofErr w:type="gramEnd"/>
       <w:r>
         <w:t xml:space="preserve">, которое аналогично реализует интерфейс </w:t>
       </w:r>
@@ -23447,27 +23925,27 @@
       <w:pPr>
         <w:pStyle w:val="2"/>
       </w:pPr>
-      <w:bookmarkStart w:id="61" w:name="документация-и-эксплуатация"/>
-      <w:bookmarkStart w:id="62" w:name="_Toc223280756"/>
-      <w:bookmarkEnd w:id="49"/>
-      <w:bookmarkEnd w:id="56"/>
+      <w:bookmarkStart w:id="61" w:name="_Toc223280756"/>
+      <w:bookmarkStart w:id="62" w:name="документация-и-эксплуатация"/>
+      <w:bookmarkEnd w:id="50"/>
+      <w:bookmarkEnd w:id="57"/>
       <w:bookmarkEnd w:id="60"/>
       <w:r>
         <w:lastRenderedPageBreak/>
         <w:t>Документация и эксплуатация</w:t>
       </w:r>
-      <w:bookmarkEnd w:id="62"/>
+      <w:bookmarkEnd w:id="61"/>
     </w:p>
     <w:p>
       <w:pPr>
         <w:pStyle w:val="3"/>
       </w:pPr>
-      <w:bookmarkStart w:id="63" w:name="документация"/>
-      <w:bookmarkStart w:id="64" w:name="_Toc223280757"/>
+      <w:bookmarkStart w:id="63" w:name="_Toc223280757"/>
+      <w:bookmarkStart w:id="64" w:name="документация"/>
       <w:r>
         <w:t>Документация</w:t>
       </w:r>
-      <w:bookmarkEnd w:id="64"/>
+      <w:bookmarkEnd w:id="63"/>
     </w:p>
     <w:p>
       <w:pPr>
@@ -23517,7 +23995,11 @@
         <w:pStyle w:val="a1"/>
       </w:pPr>
       <w:r>
-        <w:t xml:space="preserve">Документация API генерируется автоматически на основе протоколов контрактов, определённых в файлах </w:t>
+        <w:t xml:space="preserve">Документация API генерируется автоматически на основе протоколов контрактов, определённых в </w:t>
+      </w:r>
+      <w:proofErr w:type="gramStart"/>
+      <w:r>
+        <w:t xml:space="preserve">файлах </w:t>
       </w:r>
       <w:r>
         <w:rPr>
@@ -23533,6 +24015,7 @@
         <w:t>proto</w:t>
       </w:r>
       <w:proofErr w:type="spellEnd"/>
+      <w:proofErr w:type="gramEnd"/>
       <w:r>
         <w:t xml:space="preserve">. Использование инструмента </w:t>
       </w:r>
@@ -23554,7 +24037,11 @@
         </w:numPr>
       </w:pPr>
       <w:r>
-        <w:t xml:space="preserve">Соответствие спецификациям: автоматическая генерация из </w:t>
+        <w:t xml:space="preserve">Соответствие спецификациям: автоматическая генерация </w:t>
+      </w:r>
+      <w:proofErr w:type="gramStart"/>
+      <w:r>
+        <w:t xml:space="preserve">из </w:t>
       </w:r>
       <w:r>
         <w:rPr>
@@ -23570,6 +24057,7 @@
         <w:t>proto</w:t>
       </w:r>
       <w:proofErr w:type="spellEnd"/>
+      <w:proofErr w:type="gramEnd"/>
       <w:r>
         <w:t xml:space="preserve">-файлов гарантирует, что документация отражает текущее состояние API, включая все доступные конечные точки и их параметры. Пример документации конечных точек сервиса миграций представлен на рисунке </w:t>
       </w:r>
@@ -24467,14 +24955,14 @@
       <w:pPr>
         <w:pStyle w:val="3"/>
       </w:pPr>
-      <w:bookmarkStart w:id="74" w:name="X0cff9308bff6b7c19b878a963cb3a60a52579eb"/>
-      <w:bookmarkStart w:id="75" w:name="_Toc223280758"/>
-      <w:bookmarkEnd w:id="63"/>
+      <w:bookmarkStart w:id="74" w:name="_Toc223280758"/>
+      <w:bookmarkStart w:id="75" w:name="X0cff9308bff6b7c19b878a963cb3a60a52579eb"/>
+      <w:bookmarkEnd w:id="64"/>
       <w:bookmarkEnd w:id="73"/>
       <w:r>
         <w:t>Контейнеризация в микросервисной архитектуре</w:t>
       </w:r>
-      <w:bookmarkEnd w:id="75"/>
+      <w:bookmarkEnd w:id="74"/>
     </w:p>
     <w:p>
       <w:pPr>
@@ -25048,6 +25536,7 @@
         </w:rPr>
         <w:br/>
       </w:r>
+      <w:proofErr w:type="gramStart"/>
       <w:r>
         <w:rPr>
           <w:rStyle w:val="KeywordTok"/>
@@ -25062,12 +25551,21 @@
           <w:sz w:val="21"/>
           <w:lang w:val="en-US"/>
         </w:rPr>
-        <w:t xml:space="preserve"> . .</w:t>
-      </w:r>
-      <w:r>
-        <w:rPr>
+        <w:t xml:space="preserve"> .</w:t>
+      </w:r>
+      <w:proofErr w:type="gramEnd"/>
+      <w:r>
+        <w:rPr>
+          <w:rStyle w:val="NormalTok"/>
+          <w:sz w:val="21"/>
           <w:lang w:val="en-US"/>
         </w:rPr>
+        <w:t xml:space="preserve"> .</w:t>
+      </w:r>
+      <w:r>
+        <w:rPr>
+          <w:lang w:val="en-US"/>
+        </w:rPr>
         <w:br/>
       </w:r>
       <w:r>
@@ -25138,12 +25636,22 @@
           <w:sz w:val="21"/>
           <w:lang w:val="en-US"/>
         </w:rPr>
-        <w:t xml:space="preserve"> generate</w:t>
-      </w:r>
-      <w:r>
-        <w:rPr>
+        <w:t xml:space="preserve"> </w:t>
+      </w:r>
+      <w:proofErr w:type="gramStart"/>
+      <w:r>
+        <w:rPr>
+          <w:rStyle w:val="NormalTok"/>
+          <w:sz w:val="21"/>
           <w:lang w:val="en-US"/>
         </w:rPr>
+        <w:t>generate</w:t>
+      </w:r>
+      <w:proofErr w:type="gramEnd"/>
+      <w:r>
+        <w:rPr>
+          <w:lang w:val="en-US"/>
+        </w:rPr>
         <w:br/>
       </w:r>
       <w:r>
@@ -25213,6 +25721,7 @@
         <w:t>/migrator/</w:t>
       </w:r>
       <w:proofErr w:type="spellStart"/>
+      <w:proofErr w:type="gramStart"/>
       <w:r>
         <w:rPr>
           <w:rStyle w:val="NormalTok"/>
@@ -25222,6 +25731,7 @@
         <w:t>main.go</w:t>
       </w:r>
       <w:proofErr w:type="spellEnd"/>
+      <w:proofErr w:type="gramEnd"/>
       <w:r>
         <w:rPr>
           <w:lang w:val="en-US"/>
@@ -25244,13 +25754,23 @@
         </w:rPr>
         <w:t xml:space="preserve"> [</w:t>
       </w:r>
+      <w:proofErr w:type="gramStart"/>
       <w:r>
         <w:rPr>
           <w:rStyle w:val="StringTok"/>
           <w:sz w:val="21"/>
           <w:lang w:val="en-US"/>
         </w:rPr>
-        <w:t>"./migrator"</w:t>
+        <w:t>"./</w:t>
+      </w:r>
+      <w:proofErr w:type="gramEnd"/>
+      <w:r>
+        <w:rPr>
+          <w:rStyle w:val="StringTok"/>
+          <w:sz w:val="21"/>
+          <w:lang w:val="en-US"/>
+        </w:rPr>
+        <w:t>migrator"</w:t>
       </w:r>
       <w:r>
         <w:rPr>
@@ -25989,14 +26509,14 @@
       <w:pPr>
         <w:pStyle w:val="3"/>
       </w:pPr>
-      <w:bookmarkStart w:id="78" w:name="развертывание-и-запуск-системы"/>
-      <w:bookmarkStart w:id="79" w:name="_Toc223280759"/>
-      <w:bookmarkEnd w:id="74"/>
+      <w:bookmarkStart w:id="78" w:name="_Toc223280759"/>
+      <w:bookmarkStart w:id="79" w:name="развертывание-и-запуск-системы"/>
+      <w:bookmarkEnd w:id="75"/>
       <w:bookmarkEnd w:id="77"/>
       <w:r>
         <w:t>Развертывание и запуск системы</w:t>
       </w:r>
-      <w:bookmarkEnd w:id="79"/>
+      <w:bookmarkEnd w:id="78"/>
     </w:p>
     <w:p>
       <w:pPr>
@@ -26084,6 +26604,7 @@
         </w:numPr>
       </w:pPr>
       <w:proofErr w:type="spellStart"/>
+      <w:proofErr w:type="gramStart"/>
       <w:r>
         <w:rPr>
           <w:rStyle w:val="VerbatimChar"/>
@@ -26092,7 +26613,11 @@
       </w:r>
       <w:proofErr w:type="spellEnd"/>
       <w:r>
-        <w:t xml:space="preserve"> Выполняет компиляцию всех микросервисов (например, </w:t>
+        <w:t xml:space="preserve"> Выполняет</w:t>
+      </w:r>
+      <w:proofErr w:type="gramEnd"/>
+      <w:r>
+        <w:t xml:space="preserve"> компиляцию всех микросервисов (например, </w:t>
       </w:r>
       <w:proofErr w:type="spellStart"/>
       <w:r>
@@ -26157,6 +26682,7 @@
         </w:numPr>
       </w:pPr>
       <w:proofErr w:type="spellStart"/>
+      <w:proofErr w:type="gramStart"/>
       <w:r>
         <w:rPr>
           <w:rStyle w:val="VerbatimChar"/>
@@ -26165,7 +26691,11 @@
       </w:r>
       <w:proofErr w:type="spellEnd"/>
       <w:r>
-        <w:t xml:space="preserve"> Запускает все сервисы, определенные в </w:t>
+        <w:t xml:space="preserve"> Запускает</w:t>
+      </w:r>
+      <w:proofErr w:type="gramEnd"/>
+      <w:r>
+        <w:t xml:space="preserve"> все сервисы, определенные в </w:t>
       </w:r>
       <w:proofErr w:type="spellStart"/>
       <w:r>
@@ -26207,6 +26737,7 @@
         </w:numPr>
       </w:pPr>
       <w:proofErr w:type="spellStart"/>
+      <w:proofErr w:type="gramStart"/>
       <w:r>
         <w:rPr>
           <w:rStyle w:val="VerbatimChar"/>
@@ -26215,7 +26746,11 @@
       </w:r>
       <w:proofErr w:type="spellEnd"/>
       <w:r>
-        <w:t xml:space="preserve"> Останавливает и удаляет все запущенные контейнеры, освобождая ресурсы.</w:t>
+        <w:t xml:space="preserve"> Останавливает</w:t>
+      </w:r>
+      <w:proofErr w:type="gramEnd"/>
+      <w:r>
+        <w:t xml:space="preserve"> и удаляет все запущенные контейнеры, освобождая ресурсы.</w:t>
       </w:r>
     </w:p>
     <w:p>
@@ -26308,6 +26843,7 @@
         </w:numPr>
       </w:pPr>
       <w:proofErr w:type="spellStart"/>
+      <w:proofErr w:type="gramStart"/>
       <w:r>
         <w:rPr>
           <w:rStyle w:val="VerbatimChar"/>
@@ -26316,7 +26852,11 @@
       </w:r>
       <w:proofErr w:type="spellEnd"/>
       <w:r>
-        <w:t xml:space="preserve"> Компилирует исполняемый файл сервиса миграций.</w:t>
+        <w:t xml:space="preserve"> Компилирует</w:t>
+      </w:r>
+      <w:proofErr w:type="gramEnd"/>
+      <w:r>
+        <w:t xml:space="preserve"> исполняемый файл сервиса миграций.</w:t>
       </w:r>
     </w:p>
     <w:p>
@@ -26357,6 +26897,7 @@
         <w:t>/migrator/</w:t>
       </w:r>
       <w:proofErr w:type="spellStart"/>
+      <w:proofErr w:type="gramStart"/>
       <w:r>
         <w:rPr>
           <w:rStyle w:val="VerbatimChar"/>
@@ -26366,6 +26907,7 @@
         <w:t>main.go</w:t>
       </w:r>
       <w:proofErr w:type="spellEnd"/>
+      <w:proofErr w:type="gramEnd"/>
     </w:p>
     <w:p>
       <w:pPr>
@@ -26375,6 +26917,7 @@
         </w:numPr>
       </w:pPr>
       <w:proofErr w:type="spellStart"/>
+      <w:proofErr w:type="gramStart"/>
       <w:r>
         <w:rPr>
           <w:rStyle w:val="VerbatimChar"/>
@@ -26383,7 +26926,11 @@
       </w:r>
       <w:proofErr w:type="spellEnd"/>
       <w:r>
-        <w:t xml:space="preserve"> Запускает сервис миграций напрямую без контейнеризации.</w:t>
+        <w:t xml:space="preserve"> Запускает</w:t>
+      </w:r>
+      <w:proofErr w:type="gramEnd"/>
+      <w:r>
+        <w:t xml:space="preserve"> сервис миграций напрямую без контейнеризации.</w:t>
       </w:r>
     </w:p>
     <w:p>
@@ -26443,6 +26990,7 @@
         <w:t>/</w:t>
       </w:r>
       <w:proofErr w:type="spellStart"/>
+      <w:proofErr w:type="gramStart"/>
       <w:r>
         <w:rPr>
           <w:rStyle w:val="VerbatimChar"/>
@@ -26451,6 +26999,7 @@
         <w:t>migrator.go</w:t>
       </w:r>
       <w:proofErr w:type="spellEnd"/>
+      <w:proofErr w:type="gramEnd"/>
     </w:p>
     <w:p>
       <w:pPr>
@@ -26460,6 +27009,7 @@
         </w:numPr>
       </w:pPr>
       <w:proofErr w:type="spellStart"/>
+      <w:proofErr w:type="gramStart"/>
       <w:r>
         <w:rPr>
           <w:rStyle w:val="VerbatimChar"/>
@@ -26468,7 +27018,11 @@
       </w:r>
       <w:proofErr w:type="spellEnd"/>
       <w:r>
-        <w:t xml:space="preserve"> Выполняет модульные и интеграционные тесты с учетом покрытия кода и конкурентности.</w:t>
+        <w:t xml:space="preserve"> Выполняет</w:t>
+      </w:r>
+      <w:proofErr w:type="gramEnd"/>
+      <w:r>
+        <w:t xml:space="preserve"> модульные и интеграционные тесты с учетом покрытия кода и конкурентности.</w:t>
       </w:r>
     </w:p>
     <w:p>
@@ -26525,7 +27079,25 @@
           <w:sz w:val="21"/>
           <w:lang w:val="en-US"/>
         </w:rPr>
-        <w:t xml:space="preserve"> -p=3 -count=2 -cover -tags=integration -race ./...</w:t>
+        <w:t xml:space="preserve"> -p=3 -count=2 -cover -tags=integration -</w:t>
+      </w:r>
+      <w:proofErr w:type="gramStart"/>
+      <w:r>
+        <w:rPr>
+          <w:rStyle w:val="VerbatimChar"/>
+          <w:sz w:val="21"/>
+          <w:lang w:val="en-US"/>
+        </w:rPr>
+        <w:t>race .</w:t>
+      </w:r>
+      <w:proofErr w:type="gramEnd"/>
+      <w:r>
+        <w:rPr>
+          <w:rStyle w:val="VerbatimChar"/>
+          <w:sz w:val="21"/>
+          <w:lang w:val="en-US"/>
+        </w:rPr>
+        <w:t>/...</w:t>
       </w:r>
     </w:p>
     <w:p>
@@ -26536,6 +27108,7 @@
         </w:numPr>
       </w:pPr>
       <w:proofErr w:type="spellStart"/>
+      <w:proofErr w:type="gramStart"/>
       <w:r>
         <w:rPr>
           <w:rStyle w:val="VerbatimChar"/>
@@ -26544,7 +27117,11 @@
       </w:r>
       <w:proofErr w:type="spellEnd"/>
       <w:r>
-        <w:t xml:space="preserve"> Запускает </w:t>
+        <w:t xml:space="preserve"> Запускает</w:t>
+      </w:r>
+      <w:proofErr w:type="gramEnd"/>
+      <w:r>
+        <w:t xml:space="preserve"> </w:t>
       </w:r>
       <w:proofErr w:type="spellStart"/>
       <w:r>
@@ -26629,6 +27206,7 @@
         </w:numPr>
       </w:pPr>
       <w:proofErr w:type="spellStart"/>
+      <w:proofErr w:type="gramStart"/>
       <w:r>
         <w:rPr>
           <w:rStyle w:val="VerbatimChar"/>
@@ -26637,7 +27215,11 @@
       </w:r>
       <w:proofErr w:type="spellEnd"/>
       <w:r>
-        <w:t xml:space="preserve"> Запускает </w:t>
+        <w:t xml:space="preserve"> Запускает</w:t>
+      </w:r>
+      <w:proofErr w:type="gramEnd"/>
+      <w:r>
+        <w:t xml:space="preserve"> </w:t>
       </w:r>
       <w:proofErr w:type="spellStart"/>
       <w:r>
@@ -26681,12 +27263,21 @@
         <w:t>http</w:t>
       </w:r>
       <w:proofErr w:type="spellEnd"/>
-      <w:r>
-        <w:rPr>
-          <w:rStyle w:val="VerbatimChar"/>
-          <w:sz w:val="21"/>
-        </w:rPr>
-        <w:t>=:$(</w:t>
+      <w:proofErr w:type="gramStart"/>
+      <w:r>
+        <w:rPr>
+          <w:rStyle w:val="VerbatimChar"/>
+          <w:sz w:val="21"/>
+        </w:rPr>
+        <w:t>=:$</w:t>
+      </w:r>
+      <w:proofErr w:type="gramEnd"/>
+      <w:r>
+        <w:rPr>
+          <w:rStyle w:val="VerbatimChar"/>
+          <w:sz w:val="21"/>
+        </w:rPr>
+        <w:t>(</w:t>
       </w:r>
       <w:proofErr w:type="spellStart"/>
       <w:r>
@@ -27235,11 +27826,11 @@
       <w:pPr>
         <w:pStyle w:val="UnnumberedHeading1"/>
       </w:pPr>
-      <w:bookmarkStart w:id="83" w:name="заключение"/>
-      <w:bookmarkStart w:id="84" w:name="_Toc223280760"/>
-      <w:bookmarkEnd w:id="35"/>
-      <w:bookmarkEnd w:id="61"/>
-      <w:bookmarkEnd w:id="78"/>
+      <w:bookmarkStart w:id="83" w:name="_Toc223280760"/>
+      <w:bookmarkStart w:id="84" w:name="заключение"/>
+      <w:bookmarkEnd w:id="36"/>
+      <w:bookmarkEnd w:id="62"/>
+      <w:bookmarkEnd w:id="79"/>
       <w:bookmarkEnd w:id="82"/>
       <w:r>
         <w:rPr>
@@ -27248,7 +27839,7 @@
         <w:lastRenderedPageBreak/>
         <w:t>Заключение</w:t>
       </w:r>
-      <w:bookmarkEnd w:id="84"/>
+      <w:bookmarkEnd w:id="83"/>
     </w:p>
     <w:p>
       <w:pPr>
@@ -27383,9 +27974,9 @@
       <w:pPr>
         <w:pStyle w:val="UnnumberedHeading1"/>
       </w:pPr>
-      <w:bookmarkStart w:id="85" w:name="список-использованных-источников"/>
-      <w:bookmarkStart w:id="86" w:name="_Toc223280761"/>
-      <w:bookmarkEnd w:id="83"/>
+      <w:bookmarkStart w:id="85" w:name="_Toc223280761"/>
+      <w:bookmarkStart w:id="86" w:name="список-использованных-источников"/>
+      <w:bookmarkEnd w:id="84"/>
       <w:r>
         <w:rPr>
           <w:rStyle w:val="UnnumberedHeadingOne"/>
@@ -27393,7 +27984,7 @@
         <w:lastRenderedPageBreak/>
         <w:t>Список использованных источников</w:t>
       </w:r>
-      <w:bookmarkEnd w:id="86"/>
+      <w:bookmarkEnd w:id="85"/>
     </w:p>
     <w:p>
       <w:pPr>
@@ -28373,7 +28964,15 @@
         <w:t> M. T.</w:t>
       </w:r>
       <w:r>
-        <w:t xml:space="preserve"> В релиз!: Проектирование и развертывание программного обеспечения, готового к продуктовой среде. — </w:t>
+        <w:t xml:space="preserve"> В </w:t>
+      </w:r>
+      <w:proofErr w:type="gramStart"/>
+      <w:r>
+        <w:t>релиз!:</w:t>
+      </w:r>
+      <w:proofErr w:type="gramEnd"/>
+      <w:r>
+        <w:t xml:space="preserve"> Проектирование и развертывание программного обеспечения, готового к продуктовой среде. — </w:t>
       </w:r>
       <w:proofErr w:type="spellStart"/>
       <w:r>
@@ -28396,9 +28995,9 @@
       <w:pPr>
         <w:pStyle w:val="UnnumberedHeading1"/>
       </w:pPr>
-      <w:bookmarkStart w:id="109" w:name="sec:app-a"/>
-      <w:bookmarkStart w:id="110" w:name="_Toc223280762"/>
-      <w:bookmarkEnd w:id="85"/>
+      <w:bookmarkStart w:id="109" w:name="_Toc223280762"/>
+      <w:bookmarkStart w:id="110" w:name="sec:app-a"/>
+      <w:bookmarkEnd w:id="86"/>
       <w:bookmarkEnd w:id="88"/>
       <w:bookmarkEnd w:id="108"/>
       <w:r>
@@ -28408,7 +29007,7 @@
         <w:lastRenderedPageBreak/>
         <w:t>ПРИЛОЖЕНИЕ А</w:t>
       </w:r>
-      <w:bookmarkEnd w:id="110"/>
+      <w:bookmarkEnd w:id="109"/>
     </w:p>
     <w:p>
       <w:pPr>
@@ -28475,9 +29074,9 @@
       <w:pPr>
         <w:pStyle w:val="UnnumberedHeading1"/>
       </w:pPr>
-      <w:bookmarkStart w:id="112" w:name="sec:app-b"/>
-      <w:bookmarkStart w:id="113" w:name="_Toc223280763"/>
-      <w:bookmarkEnd w:id="109"/>
+      <w:bookmarkStart w:id="112" w:name="_Toc223280763"/>
+      <w:bookmarkStart w:id="113" w:name="sec:app-b"/>
+      <w:bookmarkEnd w:id="110"/>
       <w:bookmarkEnd w:id="111"/>
       <w:r>
         <w:rPr>
@@ -28486,7 +29085,7 @@
         <w:lastRenderedPageBreak/>
         <w:t>ПРИЛОЖЕНИЕ Б</w:t>
       </w:r>
-      <w:bookmarkEnd w:id="113"/>
+      <w:bookmarkEnd w:id="112"/>
     </w:p>
     <w:p>
       <w:pPr>
@@ -28561,7 +29160,7 @@
       <w:r>
         <w:t>Рисунок B.1 – Диаграмма работы API для управления миграциями</w:t>
       </w:r>
-      <w:bookmarkEnd w:id="112"/>
+      <w:bookmarkEnd w:id="113"/>
       <w:bookmarkEnd w:id="114"/>
     </w:p>
     <w:sectPr>
@@ -32715,6 +33314,7 @@
   <w:style w:type="character" w:default="1" w:styleId="a2">
     <w:name w:val="Default Paragraph Font"/>
     <w:uiPriority w:val="1"/>
+    <w:semiHidden/>
     <w:unhideWhenUsed/>
   </w:style>
   <w:style w:type="table" w:default="1" w:styleId="a3">
